--- a/docs/项目详细方案.docx
+++ b/docs/项目详细方案.docx
@@ -46,9 +46,7 @@
           <w14:ligatures w14:val="standardContextual"/>
         </w:rPr>
       </w:pPr>
-      <w:bookmarkStart w:id="0" w:name="_GoBack"/>
-    </w:p>
-    <w:bookmarkEnd w:id="0"/>
+    </w:p>
     <w:p>
       <w:pPr>
         <w:numPr>
@@ -1076,7 +1074,7 @@
           <w:sz w:val="21"/>
           <w:szCs w:val="21"/>
         </w:rPr>
-        <w:t>岗位数据进入系统 →（可选）归一化流水线 → 规范岗位画像 → 学生画像（表单/简历）→ 人岗匹配 → 职业报告（多版本）→ 编辑 →（可选）AI 润色 → PDF 导出 → 职业路径可视化</w:t>
+        <w:t>岗位数据进入系统→（可选）归一化流水线→规范岗位画像→学生画像（表单/简历，含多模态简历解析）→人岗匹配→职业报告（多版本）→编辑→报告页AI润色→PDF导出→职业路径可视化</w:t>
       </w:r>
       <w:r>
         <w:rPr>
@@ -1228,32 +1226,6 @@
         </w:rPr>
         <w:t>质量闭环：手工抽样评测集+可复算脚本+Markdown报告，对标赛题80%/90%准确率门槛。</w:t>
       </w:r>
-    </w:p>
-    <w:p>
-      <w:pPr>
-        <w:keepNext w:val="0"/>
-        <w:keepLines w:val="0"/>
-        <w:pageBreakBefore w:val="0"/>
-        <w:kinsoku/>
-        <w:wordWrap/>
-        <w:overflowPunct/>
-        <w:topLinePunct w:val="0"/>
-        <w:autoSpaceDE/>
-        <w:autoSpaceDN/>
-        <w:bidi w:val="0"/>
-        <w:adjustRightInd/>
-        <w:snapToGrid/>
-        <w:spacing w:after="200" w:line="360" w:lineRule="exact"/>
-        <w:textAlignment w:val="auto"/>
-        <w:rPr>
-          <w:rFonts w:hint="eastAsia" w:eastAsiaTheme="minorEastAsia"/>
-          <w:b w:val="0"/>
-          <w:bCs w:val="0"/>
-          <w:sz w:val="21"/>
-          <w:szCs w:val="21"/>
-          <w:lang w:eastAsia="zh-CN"/>
-        </w:rPr>
-      </w:pPr>
     </w:p>
     <w:p>
       <w:pPr>
@@ -2445,103 +2417,23 @@
       </w:r>
       <w:r>
         <w:rPr>
-          <w:rFonts w:ascii="Courier New" w:hAnsi="Courier New" w:eastAsia="Courier New" w:cs="Courier New"/>
-          <w:b w:val="0"/>
-          <w:bCs w:val="0"/>
-          <w:sz w:val="21"/>
-          <w:szCs w:val="21"/>
-          <w:shd w:val="clear" w:color="auto"/>
-        </w:rPr>
-        <w:t>POST/api/v1/profile</w:t>
-      </w:r>
-      <w:r>
-        <w:rPr>
-          <w:b w:val="0"/>
-          <w:bCs w:val="0"/>
-          <w:sz w:val="21"/>
-          <w:szCs w:val="21"/>
-        </w:rPr>
-        <w:t>、</w:t>
-      </w:r>
-      <w:r>
-        <w:rPr>
-          <w:rFonts w:ascii="Courier New" w:hAnsi="Courier New" w:eastAsia="Courier New" w:cs="Courier New"/>
-          <w:b w:val="0"/>
-          <w:bCs w:val="0"/>
-          <w:sz w:val="21"/>
-          <w:szCs w:val="21"/>
-          <w:shd w:val="clear" w:color="auto"/>
-        </w:rPr>
-        <w:t>POST/api/v1/profile/resume</w:t>
-      </w:r>
-      <w:r>
-        <w:rPr>
-          <w:b w:val="0"/>
-          <w:bCs w:val="0"/>
-          <w:sz w:val="21"/>
-          <w:szCs w:val="21"/>
-        </w:rPr>
-        <w:t>；返回</w:t>
-      </w:r>
-      <w:r>
-        <w:rPr>
-          <w:rFonts w:ascii="Courier New" w:hAnsi="Courier New" w:eastAsia="Courier New" w:cs="Courier New"/>
-          <w:b w:val="0"/>
-          <w:bCs w:val="0"/>
-          <w:sz w:val="21"/>
-          <w:szCs w:val="21"/>
-          <w:shd w:val="clear" w:color="auto"/>
-        </w:rPr>
-        <w:t>completeness_score</w:t>
-      </w:r>
-      <w:r>
-        <w:rPr>
-          <w:b w:val="0"/>
-          <w:bCs w:val="0"/>
-          <w:sz w:val="21"/>
-          <w:szCs w:val="21"/>
-        </w:rPr>
-        <w:t>、</w:t>
-      </w:r>
-      <w:r>
-        <w:rPr>
-          <w:rFonts w:ascii="Courier New" w:hAnsi="Courier New" w:eastAsia="Courier New" w:cs="Courier New"/>
-          <w:b w:val="0"/>
-          <w:bCs w:val="0"/>
-          <w:sz w:val="21"/>
-          <w:szCs w:val="21"/>
-          <w:shd w:val="clear" w:color="auto"/>
-        </w:rPr>
-        <w:t>competitiveness_score</w:t>
-      </w:r>
-      <w:r>
-        <w:rPr>
-          <w:b w:val="0"/>
-          <w:bCs w:val="0"/>
-          <w:sz w:val="21"/>
-          <w:szCs w:val="21"/>
-        </w:rPr>
-        <w:t>、</w:t>
-      </w:r>
-      <w:r>
-        <w:rPr>
-          <w:rFonts w:ascii="Courier New" w:hAnsi="Courier New" w:eastAsia="Courier New" w:cs="Courier New"/>
-          <w:b w:val="0"/>
-          <w:bCs w:val="0"/>
-          <w:sz w:val="21"/>
-          <w:szCs w:val="21"/>
-          <w:shd w:val="clear" w:color="auto"/>
-        </w:rPr>
-        <w:t>dimension_scores</w:t>
-      </w:r>
-      <w:r>
-        <w:rPr>
-          <w:b w:val="0"/>
-          <w:bCs w:val="0"/>
-          <w:sz w:val="21"/>
-          <w:szCs w:val="21"/>
-        </w:rPr>
-        <w:t>等。</w:t>
+          <w:rFonts w:hint="eastAsia" w:ascii="Courier New" w:hAnsi="Courier New" w:eastAsia="Courier New" w:cs="Courier New"/>
+          <w:b w:val="0"/>
+          <w:bCs w:val="0"/>
+          <w:sz w:val="21"/>
+          <w:szCs w:val="21"/>
+          <w:shd w:val="clear" w:color="auto"/>
+        </w:rPr>
+        <w:t>POST/api/v1/profile、POST/api/v1/profile/resume（文本解析+多模态视觉回退）；profile.service返回completeness_score、competitiveness_score、dimension_scores等；可选注入jobsRepository与岗位库联动</w:t>
+      </w:r>
+      <w:r>
+        <w:rPr>
+          <w:b w:val="0"/>
+          <w:bCs w:val="0"/>
+          <w:sz w:val="21"/>
+          <w:szCs w:val="21"/>
+        </w:rPr>
+        <w:t>。</w:t>
       </w:r>
     </w:p>
     <w:p>
@@ -2581,7 +2473,26 @@
           <w:sz w:val="21"/>
           <w:szCs w:val="21"/>
         </w:rPr>
-        <w:t>验收：同一学生两种入口各跑一次，检查结构化字段与评分稳定合理。</w:t>
+        <w:t>验收：</w:t>
+      </w:r>
+      <w:r>
+        <w:rPr>
+          <w:rFonts w:hint="eastAsia"/>
+          <w:b w:val="0"/>
+          <w:bCs w:val="0"/>
+          <w:sz w:val="21"/>
+          <w:szCs w:val="21"/>
+        </w:rPr>
+        <w:t>同一学生表单与简历（文本PDF/图片任选其一）各跑一次</w:t>
+      </w:r>
+      <w:r>
+        <w:rPr>
+          <w:b w:val="0"/>
+          <w:bCs w:val="0"/>
+          <w:sz w:val="21"/>
+          <w:szCs w:val="21"/>
+        </w:rPr>
+        <w:t>。</w:t>
       </w:r>
     </w:p>
     <w:p>
@@ -3223,63 +3134,23 @@
       </w:r>
       <w:r>
         <w:rPr>
-          <w:rFonts w:ascii="Courier New" w:hAnsi="Courier New" w:eastAsia="Courier New" w:cs="Courier New"/>
-          <w:b w:val="0"/>
-          <w:bCs w:val="0"/>
-          <w:sz w:val="21"/>
-          <w:szCs w:val="21"/>
-          <w:shd w:val="clear" w:color="auto"/>
-        </w:rPr>
-        <w:t>PATCH/api/v1/reports/{report_id}</w:t>
-      </w:r>
-      <w:r>
-        <w:rPr>
-          <w:b w:val="0"/>
-          <w:bCs w:val="0"/>
-          <w:sz w:val="21"/>
-          <w:szCs w:val="21"/>
-        </w:rPr>
-        <w:t>手动编辑；</w:t>
-      </w:r>
-      <w:r>
-        <w:rPr>
-          <w:rFonts w:ascii="Courier New" w:hAnsi="Courier New" w:eastAsia="Courier New" w:cs="Courier New"/>
-          <w:b w:val="0"/>
-          <w:bCs w:val="0"/>
-          <w:sz w:val="21"/>
-          <w:szCs w:val="21"/>
-          <w:shd w:val="clear" w:color="auto"/>
-        </w:rPr>
-        <w:t>POST/GET.../exports</w:t>
-      </w:r>
-      <w:r>
-        <w:rPr>
-          <w:b w:val="0"/>
-          <w:bCs w:val="0"/>
-          <w:sz w:val="21"/>
-          <w:szCs w:val="21"/>
-        </w:rPr>
-        <w:t>+</w:t>
-      </w:r>
-      <w:r>
-        <w:rPr>
-          <w:rFonts w:ascii="Courier New" w:hAnsi="Courier New" w:eastAsia="Courier New" w:cs="Courier New"/>
-          <w:b w:val="0"/>
-          <w:bCs w:val="0"/>
-          <w:sz w:val="21"/>
-          <w:szCs w:val="21"/>
-          <w:shd w:val="clear" w:color="auto"/>
-        </w:rPr>
-        <w:t>GET.../download</w:t>
-      </w:r>
-      <w:r>
-        <w:rPr>
-          <w:b w:val="0"/>
-          <w:bCs w:val="0"/>
-          <w:sz w:val="21"/>
-          <w:szCs w:val="21"/>
-        </w:rPr>
-        <w:t>PDF。</w:t>
+          <w:rFonts w:hint="eastAsia" w:ascii="Courier New" w:hAnsi="Courier New" w:eastAsia="Courier New" w:cs="Courier New"/>
+          <w:b w:val="0"/>
+          <w:bCs w:val="0"/>
+          <w:sz w:val="21"/>
+          <w:szCs w:val="21"/>
+          <w:shd w:val="clear" w:color="auto"/>
+        </w:rPr>
+        <w:t>PATCH/api/v1/reports/{report_id}手动编辑；报告页AI润色→POST/api/v2/ai/polish；POST/GET.../exports+GET.../downloadPDF</w:t>
+      </w:r>
+      <w:r>
+        <w:rPr>
+          <w:b w:val="0"/>
+          <w:bCs w:val="0"/>
+          <w:sz w:val="21"/>
+          <w:szCs w:val="21"/>
+        </w:rPr>
+        <w:t>。</w:t>
       </w:r>
     </w:p>
     <w:p>
@@ -3361,7 +3232,26 @@
           <w:sz w:val="21"/>
           <w:szCs w:val="21"/>
         </w:rPr>
-        <w:t>状态：编辑+PDF已落地；润色/完整性检查/Docx未作为默认交付。</w:t>
+        <w:t>状态：</w:t>
+      </w:r>
+      <w:r>
+        <w:rPr>
+          <w:rFonts w:hint="eastAsia"/>
+          <w:b w:val="0"/>
+          <w:bCs w:val="0"/>
+          <w:sz w:val="21"/>
+          <w:szCs w:val="21"/>
+        </w:rPr>
+        <w:t>编辑+润色（前后端已通）+PDF已落地</w:t>
+      </w:r>
+      <w:r>
+        <w:rPr>
+          <w:b w:val="0"/>
+          <w:bCs w:val="0"/>
+          <w:sz w:val="21"/>
+          <w:szCs w:val="21"/>
+        </w:rPr>
+        <w:t>。</w:t>
       </w:r>
     </w:p>
     <w:p>
@@ -3926,7 +3816,7 @@
           <w:sz w:val="21"/>
           <w:szCs w:val="21"/>
         </w:rPr>
-        <w:t>4.稳定演示与可演进平衡：报告生成采用模板+结构化数据保证答辩稳定；LLM与Agent在编排与检索侧逐步加深。</w:t>
+        <w:t>4.稳定演示与可演进平衡：报告生成采用模板+结构化数据；LLM与Agent在编排与检索侧逐步加深。</w:t>
       </w:r>
     </w:p>
     <w:p>
@@ -4318,7 +4208,79 @@
           <w:sz w:val="21"/>
           <w:szCs w:val="21"/>
         </w:rPr>
-        <w:t>profile：学生画像创建（表单/简历）、列表查询。</w:t>
+        <w:t>profile：学生画像创建（表单/简历）</w:t>
+      </w:r>
+      <w:r>
+        <w:rPr>
+          <w:rFonts w:hint="eastAsia"/>
+          <w:b w:val="0"/>
+          <w:bCs w:val="0"/>
+          <w:sz w:val="21"/>
+          <w:szCs w:val="21"/>
+        </w:rPr>
+        <w:t>；简历经</w:t>
+      </w:r>
+      <w:r>
+        <w:rPr>
+          <w:rFonts w:hint="eastAsia" w:ascii="Courier New" w:hAnsi="Courier New" w:eastAsia="Courier New" w:cs="Courier New"/>
+          <w:b w:val="0"/>
+          <w:bCs w:val="0"/>
+          <w:sz w:val="21"/>
+          <w:szCs w:val="21"/>
+          <w:shd w:val="clear" w:color="auto"/>
+        </w:rPr>
+        <w:t>resume-parser/resume-vision</w:t>
+      </w:r>
+      <w:r>
+        <w:rPr>
+          <w:rFonts w:hint="eastAsia"/>
+          <w:b w:val="0"/>
+          <w:bCs w:val="0"/>
+          <w:sz w:val="21"/>
+          <w:szCs w:val="21"/>
+        </w:rPr>
+        <w:t>归一化为文本后再走</w:t>
+      </w:r>
+      <w:r>
+        <w:rPr>
+          <w:rFonts w:hint="eastAsia" w:ascii="Courier New" w:hAnsi="Courier New" w:eastAsia="Courier New" w:cs="Courier New"/>
+          <w:b w:val="0"/>
+          <w:bCs w:val="0"/>
+          <w:sz w:val="21"/>
+          <w:szCs w:val="21"/>
+          <w:shd w:val="clear" w:color="auto"/>
+        </w:rPr>
+        <w:t>profile.service</w:t>
+      </w:r>
+      <w:r>
+        <w:rPr>
+          <w:rFonts w:hint="eastAsia"/>
+          <w:b w:val="0"/>
+          <w:bCs w:val="0"/>
+          <w:sz w:val="21"/>
+          <w:szCs w:val="21"/>
+        </w:rPr>
+        <w:t>；支持注入</w:t>
+      </w:r>
+      <w:r>
+        <w:rPr>
+          <w:rFonts w:hint="eastAsia" w:ascii="Courier New" w:hAnsi="Courier New" w:eastAsia="Courier New" w:cs="Courier New"/>
+          <w:b w:val="0"/>
+          <w:bCs w:val="0"/>
+          <w:sz w:val="21"/>
+          <w:szCs w:val="21"/>
+          <w:shd w:val="clear" w:color="auto"/>
+        </w:rPr>
+        <w:t>jobsRepository</w:t>
+      </w:r>
+      <w:r>
+        <w:rPr>
+          <w:b w:val="0"/>
+          <w:bCs w:val="0"/>
+          <w:sz w:val="21"/>
+          <w:szCs w:val="21"/>
+        </w:rPr>
+        <w:t>。</w:t>
       </w:r>
     </w:p>
     <w:p>
@@ -9655,12 +9617,11 @@
         <w:jc w:val="left"/>
         <w:textAlignment w:val="auto"/>
         <w:rPr>
-          <w:rFonts w:hint="eastAsia" w:eastAsiaTheme="minorEastAsia"/>
-          <w:b w:val="0"/>
-          <w:bCs w:val="0"/>
-          <w:sz w:val="21"/>
-          <w:szCs w:val="21"/>
-          <w:lang w:eastAsia="zh-CN"/>
+          <w:rFonts w:hint="eastAsia"/>
+          <w:b w:val="0"/>
+          <w:bCs w:val="0"/>
+          <w:sz w:val="21"/>
+          <w:szCs w:val="21"/>
         </w:rPr>
       </w:pPr>
       <w:r>
@@ -9684,41 +9645,6 @@
           <w:szCs w:val="21"/>
         </w:rPr>
         <w:t>：创建学生画像并计算完整度、竞争力与维度得分。</w:t>
-      </w:r>
-    </w:p>
-    <w:p>
-      <w:pPr>
-        <w:pStyle w:val="7"/>
-        <w:keepNext w:val="0"/>
-        <w:keepLines w:val="0"/>
-        <w:pageBreakBefore w:val="0"/>
-        <w:kinsoku/>
-        <w:wordWrap/>
-        <w:overflowPunct/>
-        <w:topLinePunct w:val="0"/>
-        <w:autoSpaceDE/>
-        <w:autoSpaceDN/>
-        <w:bidi w:val="0"/>
-        <w:adjustRightInd/>
-        <w:snapToGrid/>
-        <w:spacing w:after="200" w:line="360" w:lineRule="exact"/>
-        <w:jc w:val="left"/>
-        <w:textAlignment w:val="auto"/>
-        <w:rPr>
-          <w:b w:val="0"/>
-          <w:bCs w:val="0"/>
-          <w:sz w:val="20"/>
-          <w:szCs w:val="20"/>
-        </w:rPr>
-      </w:pPr>
-      <w:r>
-        <w:rPr>
-          <w:b w:val="0"/>
-          <w:bCs w:val="0"/>
-          <w:sz w:val="20"/>
-          <w:szCs w:val="20"/>
-        </w:rPr>
-        <w:t>7.3应用入口与中间件</w:t>
       </w:r>
     </w:p>
     <w:p>
@@ -9741,57 +9667,59 @@
         <w:adjustRightInd/>
         <w:snapToGrid/>
         <w:spacing w:after="100" w:line="360" w:lineRule="exact"/>
-        <w:ind w:left="60" w:leftChars="0" w:firstLine="499" w:firstLineChars="0"/>
-        <w:jc w:val="left"/>
-        <w:textAlignment w:val="auto"/>
-        <w:rPr>
-          <w:b w:val="0"/>
-          <w:bCs w:val="0"/>
-          <w:sz w:val="21"/>
-          <w:szCs w:val="21"/>
-        </w:rPr>
-      </w:pPr>
-      <w:r>
-        <w:rPr>
-          <w:rFonts w:ascii="Courier New" w:hAnsi="Courier New" w:eastAsia="Courier New" w:cs="Courier New"/>
-          <w:b w:val="0"/>
-          <w:bCs w:val="0"/>
-          <w:color w:val="auto"/>
-          <w:sz w:val="21"/>
-          <w:szCs w:val="21"/>
-          <w:shd w:val="clear" w:color="auto"/>
-        </w:rPr>
-        <w:t>src/index.ts</w:t>
-      </w:r>
-      <w:r>
-        <w:rPr>
-          <w:b w:val="0"/>
-          <w:bCs w:val="0"/>
-          <w:sz w:val="21"/>
-          <w:szCs w:val="21"/>
-        </w:rPr>
-        <w:t>：启动服务，监听</w:t>
-      </w:r>
-      <w:r>
-        <w:rPr>
-          <w:rFonts w:ascii="Courier New" w:hAnsi="Courier New" w:eastAsia="Courier New" w:cs="Courier New"/>
-          <w:b w:val="0"/>
-          <w:bCs w:val="0"/>
-          <w:color w:val="auto"/>
-          <w:sz w:val="21"/>
-          <w:szCs w:val="21"/>
-          <w:shd w:val="clear" w:color="auto"/>
-        </w:rPr>
-        <w:t>PORT</w:t>
-      </w:r>
-      <w:r>
-        <w:rPr>
-          <w:b w:val="0"/>
-          <w:bCs w:val="0"/>
-          <w:sz w:val="21"/>
-          <w:szCs w:val="21"/>
-        </w:rPr>
-        <w:t>。</w:t>
+        <w:ind w:left="478" w:leftChars="199" w:firstLine="14" w:firstLineChars="7"/>
+        <w:jc w:val="left"/>
+        <w:textAlignment w:val="auto"/>
+        <w:rPr>
+          <w:rFonts w:hint="eastAsia" w:ascii="Courier New" w:hAnsi="Courier New" w:eastAsia="Courier New" w:cs="Courier New"/>
+          <w:b w:val="0"/>
+          <w:bCs w:val="0"/>
+          <w:color w:val="auto"/>
+          <w:sz w:val="21"/>
+          <w:szCs w:val="21"/>
+          <w:shd w:val="clear" w:color="auto"/>
+          <w:lang w:eastAsia="zh-CN"/>
+        </w:rPr>
+      </w:pPr>
+      <w:r>
+        <w:rPr>
+          <w:rFonts w:hint="eastAsia" w:ascii="Courier New" w:hAnsi="Courier New" w:eastAsia="Courier New" w:cs="Courier New"/>
+          <w:b w:val="0"/>
+          <w:bCs w:val="0"/>
+          <w:color w:val="auto"/>
+          <w:sz w:val="21"/>
+          <w:szCs w:val="21"/>
+          <w:shd w:val="clear" w:color="auto"/>
+          <w:lang w:eastAsia="zh-CN"/>
+        </w:rPr>
+        <w:t>POST/api/v1/profile/resume：简历上传；依赖profile.resume-parser、可</w:t>
+      </w:r>
+      <w:r>
+        <w:rPr>
+          <w:rFonts w:hint="eastAsia" w:ascii="Courier New" w:hAnsi="Courier New" w:eastAsia="Courier New" w:cs="Courier New"/>
+          <w:b w:val="0"/>
+          <w:bCs w:val="0"/>
+          <w:color w:val="auto"/>
+          <w:sz w:val="21"/>
+          <w:szCs w:val="21"/>
+          <w:shd w:val="clear" w:color="auto"/>
+          <w:lang w:val="en-US" w:eastAsia="zh-CN"/>
+        </w:rPr>
+        <w:tab/>
+        <w:t xml:space="preserve"> </w:t>
+      </w:r>
+      <w:r>
+        <w:rPr>
+          <w:rFonts w:hint="eastAsia" w:ascii="Courier New" w:hAnsi="Courier New" w:eastAsia="Courier New" w:cs="Courier New"/>
+          <w:b w:val="0"/>
+          <w:bCs w:val="0"/>
+          <w:color w:val="auto"/>
+          <w:sz w:val="21"/>
+          <w:szCs w:val="21"/>
+          <w:shd w:val="clear" w:color="auto"/>
+          <w:lang w:eastAsia="zh-CN"/>
+        </w:rPr>
+        <w:t>选profile.resume-vision（createResumeVisionParser注入路由）。</w:t>
       </w:r>
     </w:p>
     <w:p>
@@ -9818,53 +9746,72 @@
         <w:jc w:val="left"/>
         <w:textAlignment w:val="auto"/>
         <w:rPr>
-          <w:b w:val="0"/>
-          <w:bCs w:val="0"/>
-          <w:sz w:val="21"/>
-          <w:szCs w:val="21"/>
-        </w:rPr>
-      </w:pPr>
-      <w:r>
-        <w:rPr>
-          <w:rFonts w:ascii="Courier New" w:hAnsi="Courier New" w:eastAsia="Courier New" w:cs="Courier New"/>
-          <w:b w:val="0"/>
-          <w:bCs w:val="0"/>
-          <w:color w:val="auto"/>
-          <w:sz w:val="21"/>
-          <w:szCs w:val="21"/>
-          <w:shd w:val="clear" w:color="auto"/>
-        </w:rPr>
-        <w:t>src/app.ts</w:t>
-      </w:r>
-      <w:r>
-        <w:rPr>
-          <w:b w:val="0"/>
-          <w:bCs w:val="0"/>
-          <w:sz w:val="21"/>
-          <w:szCs w:val="21"/>
-        </w:rPr>
-        <w:t>：组装CORS、JSONbodyparser、</w:t>
-      </w:r>
-      <w:r>
-        <w:rPr>
-          <w:rFonts w:ascii="Courier New" w:hAnsi="Courier New" w:eastAsia="Courier New" w:cs="Courier New"/>
-          <w:b w:val="0"/>
-          <w:bCs w:val="0"/>
-          <w:color w:val="auto"/>
-          <w:sz w:val="21"/>
-          <w:szCs w:val="21"/>
-          <w:shd w:val="clear" w:color="auto"/>
-        </w:rPr>
-        <w:t>/healthz</w:t>
-      </w:r>
-      <w:r>
-        <w:rPr>
-          <w:b w:val="0"/>
-          <w:bCs w:val="0"/>
-          <w:sz w:val="21"/>
-          <w:szCs w:val="21"/>
-        </w:rPr>
-        <w:t>、模块路由与全局错误处理。</w:t>
+          <w:rFonts w:hint="eastAsia"/>
+          <w:b w:val="0"/>
+          <w:bCs w:val="0"/>
+          <w:sz w:val="21"/>
+          <w:szCs w:val="21"/>
+          <w:lang w:eastAsia="zh-CN"/>
+        </w:rPr>
+      </w:pPr>
+      <w:r>
+        <w:rPr>
+          <w:rFonts w:hint="eastAsia" w:ascii="Courier New" w:hAnsi="Courier New" w:eastAsia="Courier New" w:cs="Courier New"/>
+          <w:b w:val="0"/>
+          <w:bCs w:val="0"/>
+          <w:color w:val="auto"/>
+          <w:sz w:val="21"/>
+          <w:szCs w:val="21"/>
+          <w:shd w:val="clear" w:color="auto"/>
+          <w:lang w:eastAsia="zh-CN"/>
+        </w:rPr>
+        <w:t>单测：apps/backend/src/modules/profile/tests/profile.service.test.ts</w:t>
+      </w:r>
+      <w:r>
+        <w:rPr>
+          <w:rFonts w:hint="eastAsia"/>
+          <w:b w:val="0"/>
+          <w:bCs w:val="0"/>
+          <w:sz w:val="21"/>
+          <w:szCs w:val="21"/>
+          <w:lang w:eastAsia="zh-CN"/>
+        </w:rPr>
+        <w:t>。</w:t>
+      </w:r>
+    </w:p>
+    <w:p>
+      <w:pPr>
+        <w:pStyle w:val="7"/>
+        <w:keepNext w:val="0"/>
+        <w:keepLines w:val="0"/>
+        <w:pageBreakBefore w:val="0"/>
+        <w:kinsoku/>
+        <w:wordWrap/>
+        <w:overflowPunct/>
+        <w:topLinePunct w:val="0"/>
+        <w:autoSpaceDE/>
+        <w:autoSpaceDN/>
+        <w:bidi w:val="0"/>
+        <w:adjustRightInd/>
+        <w:snapToGrid/>
+        <w:spacing w:after="200" w:line="360" w:lineRule="exact"/>
+        <w:jc w:val="left"/>
+        <w:textAlignment w:val="auto"/>
+        <w:rPr>
+          <w:b w:val="0"/>
+          <w:bCs w:val="0"/>
+          <w:sz w:val="20"/>
+          <w:szCs w:val="20"/>
+        </w:rPr>
+      </w:pPr>
+      <w:r>
+        <w:rPr>
+          <w:b w:val="0"/>
+          <w:bCs w:val="0"/>
+          <w:sz w:val="20"/>
+          <w:szCs w:val="20"/>
+        </w:rPr>
+        <w:t>7.3应用入口与中间件</w:t>
       </w:r>
     </w:p>
     <w:p>
@@ -9891,12 +9838,10 @@
         <w:jc w:val="left"/>
         <w:textAlignment w:val="auto"/>
         <w:rPr>
-          <w:rFonts w:hint="eastAsia" w:eastAsiaTheme="minorEastAsia"/>
-          <w:b w:val="0"/>
-          <w:bCs w:val="0"/>
-          <w:sz w:val="21"/>
-          <w:szCs w:val="21"/>
-          <w:lang w:eastAsia="zh-CN"/>
+          <w:b w:val="0"/>
+          <w:bCs w:val="0"/>
+          <w:sz w:val="21"/>
+          <w:szCs w:val="21"/>
         </w:rPr>
       </w:pPr>
       <w:r>
@@ -9909,411 +9854,37 @@
           <w:szCs w:val="21"/>
           <w:shd w:val="clear" w:color="auto"/>
         </w:rPr>
-        <w:t>src/shared/config/env.ts</w:t>
-      </w:r>
-      <w:r>
-        <w:rPr>
-          <w:b w:val="0"/>
-          <w:bCs w:val="0"/>
-          <w:sz w:val="21"/>
-          <w:szCs w:val="21"/>
-        </w:rPr>
-        <w:t>：统一环境变量读取与校验（Zod）。</w:t>
-      </w:r>
-    </w:p>
-    <w:p>
-      <w:pPr>
-        <w:pStyle w:val="7"/>
-        <w:keepNext w:val="0"/>
-        <w:keepLines w:val="0"/>
-        <w:pageBreakBefore w:val="0"/>
-        <w:kinsoku/>
-        <w:wordWrap/>
-        <w:overflowPunct/>
-        <w:topLinePunct w:val="0"/>
-        <w:autoSpaceDE/>
-        <w:autoSpaceDN/>
-        <w:bidi w:val="0"/>
-        <w:adjustRightInd/>
-        <w:snapToGrid/>
-        <w:spacing w:after="200" w:line="360" w:lineRule="exact"/>
-        <w:jc w:val="left"/>
-        <w:textAlignment w:val="auto"/>
-        <w:rPr>
-          <w:b w:val="0"/>
-          <w:bCs w:val="0"/>
-          <w:sz w:val="16"/>
-          <w:szCs w:val="16"/>
-        </w:rPr>
-      </w:pPr>
-      <w:r>
-        <w:rPr>
-          <w:b w:val="0"/>
-          <w:bCs w:val="0"/>
-          <w:sz w:val="20"/>
-          <w:szCs w:val="20"/>
-        </w:rPr>
-        <w:t>7.4</w:t>
-      </w:r>
-      <w:r>
-        <w:rPr>
-          <w:rFonts w:hint="eastAsia"/>
-          <w:b w:val="0"/>
-          <w:bCs w:val="0"/>
-          <w:sz w:val="20"/>
-          <w:szCs w:val="20"/>
-          <w:lang w:val="en-US" w:eastAsia="zh-CN"/>
-        </w:rPr>
-        <w:t xml:space="preserve"> </w:t>
-      </w:r>
-      <w:r>
-        <w:rPr>
-          <w:rFonts w:hint="eastAsia"/>
-          <w:b w:val="0"/>
-          <w:bCs w:val="0"/>
-          <w:sz w:val="20"/>
-          <w:szCs w:val="20"/>
-        </w:rPr>
-        <w:t>Agent/AI与模型边界</w:t>
-      </w:r>
-    </w:p>
-    <w:p>
-      <w:pPr>
-        <w:keepNext w:val="0"/>
-        <w:keepLines w:val="0"/>
-        <w:pageBreakBefore w:val="0"/>
-        <w:kinsoku/>
-        <w:wordWrap/>
-        <w:overflowPunct/>
-        <w:topLinePunct w:val="0"/>
-        <w:autoSpaceDE/>
-        <w:autoSpaceDN/>
-        <w:bidi w:val="0"/>
-        <w:adjustRightInd/>
-        <w:snapToGrid/>
-        <w:spacing w:after="200" w:line="360" w:lineRule="exact"/>
-        <w:ind w:left="418" w:leftChars="174" w:firstLine="226" w:firstLineChars="108"/>
-        <w:textAlignment w:val="auto"/>
-        <w:rPr>
-          <w:rFonts w:hint="eastAsia"/>
-          <w:b w:val="0"/>
-          <w:bCs w:val="0"/>
-          <w:sz w:val="21"/>
-          <w:szCs w:val="21"/>
-        </w:rPr>
-      </w:pPr>
-      <w:r>
-        <w:rPr>
-          <w:rFonts w:hint="eastAsia"/>
-          <w:b w:val="0"/>
-          <w:bCs w:val="0"/>
-          <w:sz w:val="21"/>
-          <w:szCs w:val="21"/>
-        </w:rPr>
-        <w:t>统一编排内核：</w:t>
-      </w:r>
-      <w:r>
-        <w:rPr>
-          <w:rFonts w:hint="eastAsia" w:ascii="Courier New" w:hAnsi="Courier New" w:eastAsia="Courier New" w:cs="Courier New"/>
-          <w:b w:val="0"/>
-          <w:bCs w:val="0"/>
-          <w:color w:val="auto"/>
-          <w:sz w:val="21"/>
-          <w:szCs w:val="21"/>
-          <w:shd w:val="clear" w:color="auto"/>
-        </w:rPr>
-        <w:t>PiCodingAgent</w:t>
-      </w:r>
-      <w:r>
-        <w:rPr>
-          <w:rFonts w:hint="eastAsia"/>
-          <w:b w:val="0"/>
-          <w:bCs w:val="0"/>
-          <w:sz w:val="21"/>
-          <w:szCs w:val="21"/>
-        </w:rPr>
-        <w:t>；对外HTTP包括</w:t>
-      </w:r>
-      <w:r>
-        <w:rPr>
-          <w:rFonts w:hint="eastAsia" w:ascii="Courier New" w:hAnsi="Courier New" w:eastAsia="Courier New" w:cs="Courier New"/>
-          <w:b w:val="0"/>
-          <w:bCs w:val="0"/>
-          <w:color w:val="auto"/>
-          <w:sz w:val="21"/>
-          <w:szCs w:val="21"/>
-          <w:shd w:val="clear" w:color="auto"/>
-        </w:rPr>
-        <w:t>/api/v1/agent/*与/api/v2/ai/*</w:t>
-      </w:r>
-      <w:r>
-        <w:rPr>
-          <w:rFonts w:hint="eastAsia" w:ascii="Courier New" w:hAnsi="Courier New" w:eastAsia="宋体" w:cs="Courier New"/>
-          <w:b w:val="0"/>
-          <w:bCs w:val="0"/>
-          <w:color w:val="auto"/>
-          <w:sz w:val="21"/>
-          <w:szCs w:val="21"/>
-          <w:shd w:val="clear" w:color="auto"/>
-          <w:lang w:val="en-US" w:eastAsia="zh-CN"/>
-        </w:rPr>
-        <w:tab/>
-      </w:r>
-      <w:r>
-        <w:rPr>
-          <w:rFonts w:hint="eastAsia" w:ascii="Courier New" w:hAnsi="Courier New" w:eastAsia="宋体" w:cs="Courier New"/>
-          <w:b w:val="0"/>
-          <w:bCs w:val="0"/>
-          <w:color w:val="auto"/>
-          <w:sz w:val="21"/>
-          <w:szCs w:val="21"/>
-          <w:shd w:val="clear" w:color="auto"/>
-          <w:lang w:val="en-US" w:eastAsia="zh-CN"/>
-        </w:rPr>
-        <w:t xml:space="preserve"> </w:t>
-      </w:r>
-      <w:r>
-        <w:rPr>
-          <w:rFonts w:hint="eastAsia"/>
-          <w:b w:val="0"/>
-          <w:bCs w:val="0"/>
-          <w:sz w:val="21"/>
-          <w:szCs w:val="21"/>
-        </w:rPr>
-        <w:t>（后者为AI中枢专用路由）。</w:t>
-      </w:r>
-    </w:p>
-    <w:p>
-      <w:pPr>
-        <w:keepNext w:val="0"/>
-        <w:keepLines w:val="0"/>
-        <w:pageBreakBefore w:val="0"/>
-        <w:kinsoku/>
-        <w:wordWrap/>
-        <w:overflowPunct/>
-        <w:topLinePunct w:val="0"/>
-        <w:autoSpaceDE/>
-        <w:autoSpaceDN/>
-        <w:bidi w:val="0"/>
-        <w:adjustRightInd/>
-        <w:snapToGrid/>
-        <w:spacing w:after="200" w:line="360" w:lineRule="exact"/>
-        <w:ind w:left="209" w:leftChars="87" w:firstLine="226" w:firstLineChars="108"/>
-        <w:textAlignment w:val="auto"/>
-        <w:rPr>
-          <w:rFonts w:hint="eastAsia"/>
-          <w:b w:val="0"/>
-          <w:bCs w:val="0"/>
-          <w:sz w:val="21"/>
-          <w:szCs w:val="21"/>
-        </w:rPr>
-      </w:pPr>
-      <w:r>
-        <w:rPr>
-          <w:rFonts w:hint="eastAsia"/>
-          <w:b w:val="0"/>
-          <w:bCs w:val="0"/>
-          <w:sz w:val="21"/>
-          <w:szCs w:val="21"/>
-        </w:rPr>
-        <w:t>兼容策略：旧</w:t>
-      </w:r>
-      <w:r>
-        <w:rPr>
-          <w:rFonts w:hint="eastAsia" w:ascii="Courier New" w:hAnsi="Courier New" w:eastAsia="Courier New" w:cs="Courier New"/>
-          <w:b w:val="0"/>
-          <w:bCs w:val="0"/>
-          <w:color w:val="auto"/>
-          <w:sz w:val="21"/>
-          <w:szCs w:val="21"/>
-          <w:shd w:val="clear" w:color="auto"/>
-        </w:rPr>
-        <w:t>/api/v1/agent/chat</w:t>
-      </w:r>
-      <w:r>
-        <w:rPr>
-          <w:rFonts w:hint="eastAsia"/>
-          <w:b w:val="0"/>
-          <w:bCs w:val="0"/>
-          <w:sz w:val="21"/>
-          <w:szCs w:val="21"/>
-        </w:rPr>
-        <w:t>仅作为协议别名，内部直接映射到当前任务型</w:t>
-      </w:r>
-      <w:r>
-        <w:rPr>
-          <w:rFonts w:hint="eastAsia"/>
-          <w:b w:val="0"/>
-          <w:bCs w:val="0"/>
-          <w:sz w:val="21"/>
-          <w:szCs w:val="21"/>
-          <w:lang w:val="en-US" w:eastAsia="zh-CN"/>
-        </w:rPr>
-        <w:tab/>
-      </w:r>
-      <w:r>
-        <w:rPr>
-          <w:rFonts w:hint="eastAsia"/>
-          <w:b w:val="0"/>
-          <w:bCs w:val="0"/>
-          <w:sz w:val="21"/>
-          <w:szCs w:val="21"/>
-        </w:rPr>
-        <w:t>Agent。</w:t>
-      </w:r>
-    </w:p>
-    <w:p>
-      <w:pPr>
-        <w:keepNext w:val="0"/>
-        <w:keepLines w:val="0"/>
-        <w:pageBreakBefore w:val="0"/>
-        <w:kinsoku/>
-        <w:wordWrap/>
-        <w:overflowPunct/>
-        <w:topLinePunct w:val="0"/>
-        <w:autoSpaceDE/>
-        <w:autoSpaceDN/>
-        <w:bidi w:val="0"/>
-        <w:adjustRightInd/>
-        <w:snapToGrid/>
-        <w:spacing w:after="200" w:line="360" w:lineRule="exact"/>
-        <w:ind w:firstLine="500" w:firstLineChars="0"/>
-        <w:textAlignment w:val="auto"/>
-        <w:rPr>
-          <w:rFonts w:hint="eastAsia"/>
-          <w:b w:val="0"/>
-          <w:bCs w:val="0"/>
-          <w:sz w:val="21"/>
-          <w:szCs w:val="21"/>
-        </w:rPr>
-      </w:pPr>
-      <w:r>
-        <w:rPr>
-          <w:rFonts w:hint="eastAsia"/>
-          <w:b w:val="0"/>
-          <w:bCs w:val="0"/>
-          <w:sz w:val="21"/>
-          <w:szCs w:val="21"/>
-        </w:rPr>
-        <w:t>报告生成策略：职业报告默认仍以模板生成器为主；润色等走</w:t>
-      </w:r>
-      <w:r>
-        <w:rPr>
-          <w:rFonts w:hint="eastAsia" w:ascii="Courier New" w:hAnsi="Courier New" w:eastAsia="Courier New" w:cs="Courier New"/>
-          <w:b w:val="0"/>
-          <w:bCs w:val="0"/>
-          <w:color w:val="auto"/>
-          <w:sz w:val="21"/>
-          <w:szCs w:val="21"/>
-          <w:shd w:val="clear" w:color="auto"/>
-        </w:rPr>
-        <w:t>`/api/v2/ai/polish`</w:t>
-      </w:r>
-      <w:r>
-        <w:rPr>
-          <w:rFonts w:hint="eastAsia"/>
+        <w:t>src/index.ts</w:t>
+      </w:r>
+      <w:r>
+        <w:rPr>
+          <w:b w:val="0"/>
+          <w:bCs w:val="0"/>
+          <w:sz w:val="21"/>
+          <w:szCs w:val="21"/>
+        </w:rPr>
+        <w:t>：启动服务，监听</w:t>
+      </w:r>
+      <w:r>
+        <w:rPr>
+          <w:rFonts w:ascii="Courier New" w:hAnsi="Courier New" w:eastAsia="Courier New" w:cs="Courier New"/>
+          <w:b w:val="0"/>
+          <w:bCs w:val="0"/>
+          <w:color w:val="auto"/>
+          <w:sz w:val="21"/>
+          <w:szCs w:val="21"/>
+          <w:shd w:val="clear" w:color="auto"/>
+        </w:rPr>
+        <w:t>PORT</w:t>
+      </w:r>
+      <w:r>
+        <w:rPr>
           <w:b w:val="0"/>
           <w:bCs w:val="0"/>
           <w:sz w:val="21"/>
           <w:szCs w:val="21"/>
         </w:rPr>
         <w:t>。</w:t>
-      </w:r>
-    </w:p>
-    <w:p>
-      <w:pPr>
-        <w:keepNext w:val="0"/>
-        <w:keepLines w:val="0"/>
-        <w:pageBreakBefore w:val="0"/>
-        <w:kinsoku/>
-        <w:wordWrap/>
-        <w:overflowPunct/>
-        <w:topLinePunct w:val="0"/>
-        <w:autoSpaceDE/>
-        <w:autoSpaceDN/>
-        <w:bidi w:val="0"/>
-        <w:adjustRightInd/>
-        <w:snapToGrid/>
-        <w:spacing w:after="200" w:line="360" w:lineRule="exact"/>
-        <w:ind w:firstLine="500" w:firstLineChars="0"/>
-        <w:textAlignment w:val="auto"/>
-        <w:rPr>
-          <w:rFonts w:hint="eastAsia"/>
-          <w:b w:val="0"/>
-          <w:bCs w:val="0"/>
-          <w:sz w:val="21"/>
-          <w:szCs w:val="21"/>
-        </w:rPr>
-      </w:pPr>
-    </w:p>
-    <w:p>
-      <w:pPr>
-        <w:pStyle w:val="6"/>
-        <w:keepNext w:val="0"/>
-        <w:keepLines w:val="0"/>
-        <w:pageBreakBefore w:val="0"/>
-        <w:kinsoku/>
-        <w:wordWrap/>
-        <w:overflowPunct/>
-        <w:topLinePunct w:val="0"/>
-        <w:autoSpaceDE/>
-        <w:autoSpaceDN/>
-        <w:bidi w:val="0"/>
-        <w:adjustRightInd/>
-        <w:snapToGrid/>
-        <w:spacing w:after="200" w:line="360" w:lineRule="exact"/>
-        <w:jc w:val="left"/>
-        <w:textAlignment w:val="auto"/>
-        <w:rPr>
-          <w:b/>
-          <w:bCs/>
-          <w:sz w:val="21"/>
-          <w:szCs w:val="21"/>
-        </w:rPr>
-      </w:pPr>
-      <w:r>
-        <w:rPr>
-          <w:b/>
-          <w:bCs/>
-          <w:sz w:val="21"/>
-          <w:szCs w:val="21"/>
-        </w:rPr>
-        <w:t>8.契约层架构（packages/contracts）</w:t>
-      </w:r>
-    </w:p>
-    <w:p>
-      <w:pPr>
-        <w:pStyle w:val="7"/>
-        <w:keepNext w:val="0"/>
-        <w:keepLines w:val="0"/>
-        <w:pageBreakBefore w:val="0"/>
-        <w:kinsoku/>
-        <w:wordWrap/>
-        <w:overflowPunct/>
-        <w:topLinePunct w:val="0"/>
-        <w:autoSpaceDE/>
-        <w:autoSpaceDN/>
-        <w:bidi w:val="0"/>
-        <w:adjustRightInd/>
-        <w:snapToGrid/>
-        <w:spacing w:after="200" w:line="360" w:lineRule="exact"/>
-        <w:jc w:val="left"/>
-        <w:textAlignment w:val="auto"/>
-        <w:rPr>
-          <w:b w:val="0"/>
-          <w:bCs w:val="0"/>
-          <w:sz w:val="20"/>
-          <w:szCs w:val="20"/>
-        </w:rPr>
-      </w:pPr>
-      <w:r>
-        <w:rPr>
-          <w:b w:val="0"/>
-          <w:bCs w:val="0"/>
-          <w:sz w:val="20"/>
-          <w:szCs w:val="20"/>
-        </w:rPr>
-        <w:t>8.1目录与职责</w:t>
       </w:r>
     </w:p>
     <w:p>
@@ -10356,16 +9927,37 @@
           <w:szCs w:val="21"/>
           <w:shd w:val="clear" w:color="auto"/>
         </w:rPr>
-        <w:t>openapi/career-agent.openapi.yaml</w:t>
-      </w:r>
-      <w:r>
-        <w:rPr>
-          <w:b w:val="0"/>
-          <w:bCs w:val="0"/>
-          <w:sz w:val="21"/>
-          <w:szCs w:val="21"/>
-        </w:rPr>
-        <w:t>：API协议定义。</w:t>
+        <w:t>src/app.ts</w:t>
+      </w:r>
+      <w:r>
+        <w:rPr>
+          <w:b w:val="0"/>
+          <w:bCs w:val="0"/>
+          <w:sz w:val="21"/>
+          <w:szCs w:val="21"/>
+        </w:rPr>
+        <w:t>：组装CORS、JSONbodyparser、</w:t>
+      </w:r>
+      <w:r>
+        <w:rPr>
+          <w:rFonts w:ascii="Courier New" w:hAnsi="Courier New" w:eastAsia="Courier New" w:cs="Courier New"/>
+          <w:b w:val="0"/>
+          <w:bCs w:val="0"/>
+          <w:color w:val="auto"/>
+          <w:sz w:val="21"/>
+          <w:szCs w:val="21"/>
+          <w:shd w:val="clear" w:color="auto"/>
+        </w:rPr>
+        <w:t>/healthz</w:t>
+      </w:r>
+      <w:r>
+        <w:rPr>
+          <w:b w:val="0"/>
+          <w:bCs w:val="0"/>
+          <w:sz w:val="21"/>
+          <w:szCs w:val="21"/>
+        </w:rPr>
+        <w:t>、模块路由与全局错误处理。</w:t>
       </w:r>
     </w:p>
     <w:p>
@@ -10410,16 +10002,16 @@
           <w:szCs w:val="21"/>
           <w:shd w:val="clear" w:color="auto"/>
         </w:rPr>
-        <w:t>types/index.ts</w:t>
-      </w:r>
-      <w:r>
-        <w:rPr>
-          <w:b w:val="0"/>
-          <w:bCs w:val="0"/>
-          <w:sz w:val="21"/>
-          <w:szCs w:val="21"/>
-        </w:rPr>
-        <w:t>：前后端共享实体与请求/响应类型。</w:t>
+        <w:t>src/shared/config/env.ts</w:t>
+      </w:r>
+      <w:r>
+        <w:rPr>
+          <w:b w:val="0"/>
+          <w:bCs w:val="0"/>
+          <w:sz w:val="21"/>
+          <w:szCs w:val="21"/>
+        </w:rPr>
+        <w:t>：统一环境变量读取与校验（Zod）。</w:t>
       </w:r>
     </w:p>
     <w:p>
@@ -10440,173 +10032,112 @@
         <w:spacing w:after="200" w:line="360" w:lineRule="exact"/>
         <w:jc w:val="left"/>
         <w:textAlignment w:val="auto"/>
+        <w:rPr>
+          <w:b w:val="0"/>
+          <w:bCs w:val="0"/>
+          <w:sz w:val="16"/>
+          <w:szCs w:val="16"/>
+        </w:rPr>
+      </w:pPr>
+      <w:r>
         <w:rPr>
           <w:b w:val="0"/>
           <w:bCs w:val="0"/>
           <w:sz w:val="20"/>
           <w:szCs w:val="20"/>
         </w:rPr>
-      </w:pPr>
-      <w:r>
-        <w:rPr>
+        <w:t>7.4</w:t>
+      </w:r>
+      <w:r>
+        <w:rPr>
+          <w:rFonts w:hint="eastAsia"/>
           <w:b w:val="0"/>
           <w:bCs w:val="0"/>
           <w:sz w:val="20"/>
           <w:szCs w:val="20"/>
-        </w:rPr>
-        <w:t>8.2契约优先流程</w:t>
-      </w:r>
-    </w:p>
-    <w:p>
-      <w:pPr>
-        <w:keepNext w:val="0"/>
-        <w:keepLines w:val="0"/>
-        <w:pageBreakBefore w:val="0"/>
-        <w:kinsoku/>
-        <w:wordWrap/>
-        <w:overflowPunct/>
-        <w:topLinePunct w:val="0"/>
-        <w:autoSpaceDE/>
-        <w:autoSpaceDN/>
-        <w:bidi w:val="0"/>
-        <w:adjustRightInd/>
-        <w:snapToGrid/>
-        <w:spacing w:after="100" w:line="360" w:lineRule="exact"/>
-        <w:ind w:left="20" w:leftChars="0" w:firstLine="500" w:firstLineChars="0"/>
-        <w:jc w:val="left"/>
-        <w:textAlignment w:val="auto"/>
-        <w:rPr>
-          <w:b w:val="0"/>
-          <w:bCs w:val="0"/>
-          <w:sz w:val="21"/>
-          <w:szCs w:val="21"/>
-        </w:rPr>
-      </w:pPr>
-      <w:r>
-        <w:rPr>
-          <w:b w:val="0"/>
-          <w:bCs w:val="0"/>
-          <w:sz w:val="21"/>
-          <w:szCs w:val="21"/>
-        </w:rPr>
-        <w:t>1.修改接口字段时先更新OpenAPI与共享类型。</w:t>
-      </w:r>
-    </w:p>
-    <w:p>
-      <w:pPr>
-        <w:keepNext w:val="0"/>
-        <w:keepLines w:val="0"/>
-        <w:pageBreakBefore w:val="0"/>
-        <w:kinsoku/>
-        <w:wordWrap/>
-        <w:overflowPunct/>
-        <w:topLinePunct w:val="0"/>
-        <w:autoSpaceDE/>
-        <w:autoSpaceDN/>
-        <w:bidi w:val="0"/>
-        <w:adjustRightInd/>
-        <w:snapToGrid/>
-        <w:spacing w:after="100" w:line="360" w:lineRule="exact"/>
-        <w:ind w:left="20" w:leftChars="0" w:firstLine="500" w:firstLineChars="0"/>
-        <w:jc w:val="left"/>
-        <w:textAlignment w:val="auto"/>
-        <w:rPr>
-          <w:b w:val="0"/>
-          <w:bCs w:val="0"/>
-          <w:sz w:val="21"/>
-          <w:szCs w:val="21"/>
-        </w:rPr>
-      </w:pPr>
-      <w:r>
-        <w:rPr>
-          <w:b w:val="0"/>
-          <w:bCs w:val="0"/>
-          <w:sz w:val="21"/>
-          <w:szCs w:val="21"/>
-        </w:rPr>
-        <w:t>2.后端按新契约调整schema/service/repository。</w:t>
-      </w:r>
-    </w:p>
-    <w:p>
-      <w:pPr>
-        <w:keepNext w:val="0"/>
-        <w:keepLines w:val="0"/>
-        <w:pageBreakBefore w:val="0"/>
-        <w:kinsoku/>
-        <w:wordWrap/>
-        <w:overflowPunct/>
-        <w:topLinePunct w:val="0"/>
-        <w:autoSpaceDE/>
-        <w:autoSpaceDN/>
-        <w:bidi w:val="0"/>
-        <w:adjustRightInd/>
-        <w:snapToGrid/>
-        <w:spacing w:after="100" w:line="360" w:lineRule="exact"/>
-        <w:ind w:left="20" w:leftChars="0" w:firstLine="500" w:firstLineChars="0"/>
-        <w:jc w:val="left"/>
-        <w:textAlignment w:val="auto"/>
-        <w:rPr>
-          <w:b w:val="0"/>
-          <w:bCs w:val="0"/>
-          <w:sz w:val="21"/>
-          <w:szCs w:val="21"/>
-        </w:rPr>
-      </w:pPr>
-      <w:r>
-        <w:rPr>
-          <w:b w:val="0"/>
-          <w:bCs w:val="0"/>
-          <w:sz w:val="21"/>
-          <w:szCs w:val="21"/>
-        </w:rPr>
-        <w:t>3.前端按新契约更新API调用与页面渲染。</w:t>
-      </w:r>
-    </w:p>
-    <w:p>
-      <w:pPr>
-        <w:keepNext w:val="0"/>
-        <w:keepLines w:val="0"/>
-        <w:pageBreakBefore w:val="0"/>
-        <w:kinsoku/>
-        <w:wordWrap/>
-        <w:overflowPunct/>
-        <w:topLinePunct w:val="0"/>
-        <w:autoSpaceDE/>
-        <w:autoSpaceDN/>
-        <w:bidi w:val="0"/>
-        <w:adjustRightInd/>
-        <w:snapToGrid/>
-        <w:spacing w:after="100" w:line="360" w:lineRule="exact"/>
-        <w:ind w:left="20" w:leftChars="0" w:firstLine="500" w:firstLineChars="0"/>
-        <w:jc w:val="left"/>
-        <w:textAlignment w:val="auto"/>
-        <w:rPr>
-          <w:b w:val="0"/>
-          <w:bCs w:val="0"/>
-          <w:sz w:val="21"/>
-          <w:szCs w:val="21"/>
-        </w:rPr>
-      </w:pPr>
-      <w:r>
-        <w:rPr>
-          <w:b w:val="0"/>
-          <w:bCs w:val="0"/>
-          <w:sz w:val="21"/>
-          <w:szCs w:val="21"/>
-        </w:rPr>
-        <w:t>4.统一执行</w:t>
-      </w:r>
-      <w:r>
-        <w:rPr>
-          <w:rFonts w:ascii="Courier New" w:hAnsi="Courier New" w:eastAsia="Courier New" w:cs="Courier New"/>
-          <w:b w:val="0"/>
-          <w:bCs w:val="0"/>
-          <w:color w:val="auto"/>
-          <w:sz w:val="21"/>
-          <w:szCs w:val="21"/>
-          <w:shd w:val="clear" w:color="auto"/>
-        </w:rPr>
-        <w:t>npm</w:t>
+          <w:lang w:val="en-US" w:eastAsia="zh-CN"/>
+        </w:rPr>
+        <w:t xml:space="preserve"> </w:t>
+      </w:r>
+      <w:r>
+        <w:rPr>
+          <w:rFonts w:hint="eastAsia"/>
+          <w:b w:val="0"/>
+          <w:bCs w:val="0"/>
+          <w:sz w:val="20"/>
+          <w:szCs w:val="20"/>
+        </w:rPr>
+        <w:t>Agent/AI与模型边界</w:t>
+      </w:r>
+    </w:p>
+    <w:p>
+      <w:pPr>
+        <w:keepNext w:val="0"/>
+        <w:keepLines w:val="0"/>
+        <w:pageBreakBefore w:val="0"/>
+        <w:kinsoku/>
+        <w:wordWrap/>
+        <w:overflowPunct/>
+        <w:topLinePunct w:val="0"/>
+        <w:autoSpaceDE/>
+        <w:autoSpaceDN/>
+        <w:bidi w:val="0"/>
+        <w:adjustRightInd/>
+        <w:snapToGrid/>
+        <w:spacing w:after="200" w:line="360" w:lineRule="exact"/>
+        <w:ind w:left="418" w:leftChars="174" w:firstLine="226" w:firstLineChars="108"/>
+        <w:textAlignment w:val="auto"/>
+        <w:rPr>
+          <w:rFonts w:hint="eastAsia"/>
+          <w:b w:val="0"/>
+          <w:bCs w:val="0"/>
+          <w:sz w:val="21"/>
+          <w:szCs w:val="21"/>
+        </w:rPr>
+      </w:pPr>
+      <w:r>
+        <w:rPr>
+          <w:rFonts w:hint="eastAsia"/>
+          <w:b w:val="0"/>
+          <w:bCs w:val="0"/>
+          <w:sz w:val="21"/>
+          <w:szCs w:val="21"/>
+        </w:rPr>
+        <w:t>统一编排内核：</w:t>
+      </w:r>
+      <w:r>
+        <w:rPr>
+          <w:rFonts w:hint="eastAsia" w:ascii="Courier New" w:hAnsi="Courier New" w:eastAsia="Courier New" w:cs="Courier New"/>
+          <w:b w:val="0"/>
+          <w:bCs w:val="0"/>
+          <w:color w:val="auto"/>
+          <w:sz w:val="21"/>
+          <w:szCs w:val="21"/>
+          <w:shd w:val="clear" w:color="auto"/>
+        </w:rPr>
+        <w:t>PiCodingAgent</w:t>
+      </w:r>
+      <w:r>
+        <w:rPr>
+          <w:rFonts w:hint="eastAsia"/>
+          <w:b w:val="0"/>
+          <w:bCs w:val="0"/>
+          <w:sz w:val="21"/>
+          <w:szCs w:val="21"/>
+        </w:rPr>
+        <w:t>；对外HTTP包括</w:t>
+      </w:r>
+      <w:r>
+        <w:rPr>
+          <w:rFonts w:hint="eastAsia" w:ascii="Courier New" w:hAnsi="Courier New" w:eastAsia="Courier New" w:cs="Courier New"/>
+          <w:b w:val="0"/>
+          <w:bCs w:val="0"/>
+          <w:color w:val="auto"/>
+          <w:sz w:val="21"/>
+          <w:szCs w:val="21"/>
+          <w:shd w:val="clear" w:color="auto"/>
+        </w:rPr>
+        <w:t>/api/v1/agent/*与/api/v2/ai/*</w:t>
       </w:r>
       <w:r>
         <w:rPr>
@@ -10619,80 +10150,203 @@
           <w:shd w:val="clear" w:color="auto"/>
           <w:lang w:val="en-US" w:eastAsia="zh-CN"/>
         </w:rPr>
+        <w:tab/>
+      </w:r>
+      <w:r>
+        <w:rPr>
+          <w:rFonts w:hint="eastAsia" w:ascii="Courier New" w:hAnsi="Courier New" w:eastAsia="宋体" w:cs="Courier New"/>
+          <w:b w:val="0"/>
+          <w:bCs w:val="0"/>
+          <w:color w:val="auto"/>
+          <w:sz w:val="21"/>
+          <w:szCs w:val="21"/>
+          <w:shd w:val="clear" w:color="auto"/>
+          <w:lang w:val="en-US" w:eastAsia="zh-CN"/>
+        </w:rPr>
         <w:t xml:space="preserve"> </w:t>
       </w:r>
       <w:r>
         <w:rPr>
-          <w:rFonts w:ascii="Courier New" w:hAnsi="Courier New" w:eastAsia="Courier New" w:cs="Courier New"/>
-          <w:b w:val="0"/>
-          <w:bCs w:val="0"/>
-          <w:color w:val="auto"/>
-          <w:sz w:val="21"/>
-          <w:szCs w:val="21"/>
-          <w:shd w:val="clear" w:color="auto"/>
-        </w:rPr>
-        <w:t>run</w:t>
-      </w:r>
-      <w:r>
-        <w:rPr>
-          <w:rFonts w:hint="eastAsia" w:ascii="Courier New" w:hAnsi="Courier New" w:eastAsia="宋体" w:cs="Courier New"/>
-          <w:b w:val="0"/>
-          <w:bCs w:val="0"/>
-          <w:color w:val="auto"/>
-          <w:sz w:val="21"/>
-          <w:szCs w:val="21"/>
-          <w:shd w:val="clear" w:color="auto"/>
+          <w:rFonts w:hint="eastAsia"/>
+          <w:b w:val="0"/>
+          <w:bCs w:val="0"/>
+          <w:sz w:val="21"/>
+          <w:szCs w:val="21"/>
+        </w:rPr>
+        <w:t>（后者为AI中枢专用路由）。</w:t>
+      </w:r>
+    </w:p>
+    <w:p>
+      <w:pPr>
+        <w:keepNext w:val="0"/>
+        <w:keepLines w:val="0"/>
+        <w:pageBreakBefore w:val="0"/>
+        <w:kinsoku/>
+        <w:wordWrap/>
+        <w:overflowPunct/>
+        <w:topLinePunct w:val="0"/>
+        <w:autoSpaceDE/>
+        <w:autoSpaceDN/>
+        <w:bidi w:val="0"/>
+        <w:adjustRightInd/>
+        <w:snapToGrid/>
+        <w:spacing w:after="200" w:line="360" w:lineRule="exact"/>
+        <w:ind w:left="209" w:leftChars="87" w:firstLine="226" w:firstLineChars="108"/>
+        <w:textAlignment w:val="auto"/>
+        <w:rPr>
+          <w:rFonts w:hint="eastAsia"/>
+          <w:b w:val="0"/>
+          <w:bCs w:val="0"/>
+          <w:sz w:val="21"/>
+          <w:szCs w:val="21"/>
+        </w:rPr>
+      </w:pPr>
+      <w:r>
+        <w:rPr>
+          <w:rFonts w:hint="eastAsia"/>
+          <w:b w:val="0"/>
+          <w:bCs w:val="0"/>
+          <w:sz w:val="21"/>
+          <w:szCs w:val="21"/>
+        </w:rPr>
+        <w:t>兼容策略：旧</w:t>
+      </w:r>
+      <w:r>
+        <w:rPr>
+          <w:rFonts w:hint="eastAsia" w:ascii="Courier New" w:hAnsi="Courier New" w:eastAsia="Courier New" w:cs="Courier New"/>
+          <w:b w:val="0"/>
+          <w:bCs w:val="0"/>
+          <w:color w:val="auto"/>
+          <w:sz w:val="21"/>
+          <w:szCs w:val="21"/>
+          <w:shd w:val="clear" w:color="auto"/>
+        </w:rPr>
+        <w:t>/api/v1/agent/chat</w:t>
+      </w:r>
+      <w:r>
+        <w:rPr>
+          <w:rFonts w:hint="eastAsia"/>
+          <w:b w:val="0"/>
+          <w:bCs w:val="0"/>
+          <w:sz w:val="21"/>
+          <w:szCs w:val="21"/>
+        </w:rPr>
+        <w:t>仅作为协议别名，内部直接映射到当前任务型</w:t>
+      </w:r>
+      <w:r>
+        <w:rPr>
+          <w:rFonts w:hint="eastAsia"/>
+          <w:b w:val="0"/>
+          <w:bCs w:val="0"/>
+          <w:sz w:val="21"/>
+          <w:szCs w:val="21"/>
           <w:lang w:val="en-US" w:eastAsia="zh-CN"/>
         </w:rPr>
-        <w:t xml:space="preserve"> </w:t>
-      </w:r>
-      <w:r>
-        <w:rPr>
-          <w:rFonts w:ascii="Courier New" w:hAnsi="Courier New" w:eastAsia="Courier New" w:cs="Courier New"/>
-          <w:b w:val="0"/>
-          <w:bCs w:val="0"/>
-          <w:color w:val="auto"/>
-          <w:sz w:val="21"/>
-          <w:szCs w:val="21"/>
-          <w:shd w:val="clear" w:color="auto"/>
-        </w:rPr>
-        <w:t>type-check</w:t>
-      </w:r>
-      <w:r>
-        <w:rPr>
-          <w:b w:val="0"/>
-          <w:bCs w:val="0"/>
-          <w:sz w:val="21"/>
-          <w:szCs w:val="21"/>
-        </w:rPr>
-        <w:t>确认一致性。</w:t>
-      </w:r>
-    </w:p>
-    <w:p>
-      <w:pPr>
-        <w:keepNext w:val="0"/>
-        <w:keepLines w:val="0"/>
-        <w:pageBreakBefore w:val="0"/>
-        <w:kinsoku/>
-        <w:wordWrap/>
-        <w:overflowPunct/>
-        <w:topLinePunct w:val="0"/>
-        <w:autoSpaceDE/>
-        <w:autoSpaceDN/>
-        <w:bidi w:val="0"/>
-        <w:adjustRightInd/>
-        <w:snapToGrid/>
-        <w:spacing w:after="100" w:line="360" w:lineRule="exact"/>
-        <w:ind w:left="20" w:leftChars="0" w:firstLine="500" w:firstLineChars="0"/>
-        <w:jc w:val="left"/>
-        <w:textAlignment w:val="auto"/>
+        <w:tab/>
+      </w:r>
+      <w:r>
         <w:rPr>
           <w:rFonts w:hint="eastAsia"/>
           <w:b w:val="0"/>
           <w:bCs w:val="0"/>
           <w:sz w:val="21"/>
           <w:szCs w:val="21"/>
-          <w:lang w:eastAsia="zh-CN"/>
+        </w:rPr>
+        <w:t>Agent。</w:t>
+      </w:r>
+    </w:p>
+    <w:p>
+      <w:pPr>
+        <w:keepNext w:val="0"/>
+        <w:keepLines w:val="0"/>
+        <w:pageBreakBefore w:val="0"/>
+        <w:kinsoku/>
+        <w:wordWrap/>
+        <w:overflowPunct/>
+        <w:topLinePunct w:val="0"/>
+        <w:autoSpaceDE/>
+        <w:autoSpaceDN/>
+        <w:bidi w:val="0"/>
+        <w:adjustRightInd/>
+        <w:snapToGrid/>
+        <w:spacing w:after="200" w:line="360" w:lineRule="exact"/>
+        <w:ind w:firstLine="500" w:firstLineChars="0"/>
+        <w:textAlignment w:val="auto"/>
+        <w:rPr>
+          <w:rFonts w:hint="eastAsia"/>
+          <w:b w:val="0"/>
+          <w:bCs w:val="0"/>
+          <w:sz w:val="21"/>
+          <w:szCs w:val="21"/>
+        </w:rPr>
+      </w:pPr>
+      <w:r>
+        <w:rPr>
+          <w:rFonts w:hint="eastAsia"/>
+          <w:b w:val="0"/>
+          <w:bCs w:val="0"/>
+          <w:sz w:val="21"/>
+          <w:szCs w:val="21"/>
+        </w:rPr>
+        <w:t>报告生成策略：职业报告默认仍以模板生成器为主；报告页润色与独立调用均走</w:t>
+      </w:r>
+      <w:r>
+        <w:rPr>
+          <w:rFonts w:hint="eastAsia"/>
+          <w:b w:val="0"/>
+          <w:bCs w:val="0"/>
+          <w:sz w:val="21"/>
+          <w:szCs w:val="21"/>
+          <w:lang w:val="en-US" w:eastAsia="zh-CN"/>
+        </w:rPr>
+        <w:tab/>
+      </w:r>
+      <w:r>
+        <w:rPr>
+          <w:rFonts w:hint="eastAsia" w:ascii="Courier New" w:hAnsi="Courier New" w:eastAsia="Courier New" w:cs="Courier New"/>
+          <w:b w:val="0"/>
+          <w:bCs w:val="0"/>
+          <w:color w:val="auto"/>
+          <w:sz w:val="21"/>
+          <w:szCs w:val="21"/>
+          <w:shd w:val="clear" w:color="auto"/>
+        </w:rPr>
+        <w:t>/api/v2/ai/polish</w:t>
+      </w:r>
+      <w:r>
+        <w:rPr>
+          <w:rFonts w:hint="eastAsia"/>
+          <w:b w:val="0"/>
+          <w:bCs w:val="0"/>
+          <w:sz w:val="21"/>
+          <w:szCs w:val="21"/>
+        </w:rPr>
+        <w:t>。</w:t>
+      </w:r>
+    </w:p>
+    <w:p>
+      <w:pPr>
+        <w:keepNext w:val="0"/>
+        <w:keepLines w:val="0"/>
+        <w:pageBreakBefore w:val="0"/>
+        <w:kinsoku/>
+        <w:wordWrap/>
+        <w:overflowPunct/>
+        <w:topLinePunct w:val="0"/>
+        <w:autoSpaceDE/>
+        <w:autoSpaceDN/>
+        <w:bidi w:val="0"/>
+        <w:adjustRightInd/>
+        <w:snapToGrid/>
+        <w:spacing w:after="200" w:line="360" w:lineRule="exact"/>
+        <w:ind w:firstLine="500" w:firstLineChars="0"/>
+        <w:textAlignment w:val="auto"/>
+        <w:rPr>
+          <w:rFonts w:hint="eastAsia"/>
+          <w:b w:val="0"/>
+          <w:bCs w:val="0"/>
+          <w:sz w:val="21"/>
+          <w:szCs w:val="21"/>
         </w:rPr>
       </w:pPr>
     </w:p>
@@ -10728,7 +10382,7 @@
           <w:sz w:val="21"/>
           <w:szCs w:val="21"/>
         </w:rPr>
-        <w:t>9.数据架构</w:t>
+        <w:t>8.契约层架构（packages/contracts）</w:t>
       </w:r>
     </w:p>
     <w:p>
@@ -10763,7 +10417,7 @@
           <w:sz w:val="20"/>
           <w:szCs w:val="20"/>
         </w:rPr>
-        <w:t>9.1当前存储方案</w:t>
+        <w:t>8.1目录与职责</w:t>
       </w:r>
     </w:p>
     <w:p>
@@ -10798,12 +10452,24 @@
       </w:pPr>
       <w:r>
         <w:rPr>
-          <w:b w:val="0"/>
-          <w:bCs w:val="0"/>
-          <w:sz w:val="21"/>
-          <w:szCs w:val="21"/>
-        </w:rPr>
-        <w:t>PostgreSQL：岗位、岗位画像、学生画像、匹配结果、报告、导出记录、Agent任务快照。</w:t>
+          <w:rFonts w:ascii="Courier New" w:hAnsi="Courier New" w:eastAsia="Courier New" w:cs="Courier New"/>
+          <w:b w:val="0"/>
+          <w:bCs w:val="0"/>
+          <w:color w:val="auto"/>
+          <w:sz w:val="21"/>
+          <w:szCs w:val="21"/>
+          <w:shd w:val="clear" w:color="auto"/>
+        </w:rPr>
+        <w:t>openapi/career-agent.openapi.yaml</w:t>
+      </w:r>
+      <w:r>
+        <w:rPr>
+          <w:b w:val="0"/>
+          <w:bCs w:val="0"/>
+          <w:sz w:val="21"/>
+          <w:szCs w:val="21"/>
+        </w:rPr>
+        <w:t>：API协议定义。</w:t>
       </w:r>
     </w:p>
     <w:p>
@@ -10840,12 +10506,24 @@
       </w:pPr>
       <w:r>
         <w:rPr>
-          <w:b w:val="0"/>
-          <w:bCs w:val="0"/>
-          <w:sz w:val="21"/>
-          <w:szCs w:val="21"/>
-        </w:rPr>
-        <w:t>pgvector：知识库chunk向量、语义检索与召回评测。</w:t>
+          <w:rFonts w:ascii="Courier New" w:hAnsi="Courier New" w:eastAsia="Courier New" w:cs="Courier New"/>
+          <w:b w:val="0"/>
+          <w:bCs w:val="0"/>
+          <w:color w:val="auto"/>
+          <w:sz w:val="21"/>
+          <w:szCs w:val="21"/>
+          <w:shd w:val="clear" w:color="auto"/>
+        </w:rPr>
+        <w:t>types/index.ts</w:t>
+      </w:r>
+      <w:r>
+        <w:rPr>
+          <w:b w:val="0"/>
+          <w:bCs w:val="0"/>
+          <w:sz w:val="21"/>
+          <w:szCs w:val="21"/>
+        </w:rPr>
+        <w:t>：前后端共享实体与请求/响应类型。</w:t>
       </w:r>
     </w:p>
     <w:p>
@@ -10880,16 +10558,442 @@
           <w:sz w:val="20"/>
           <w:szCs w:val="20"/>
         </w:rPr>
-        <w:t>9.2</w:t>
-      </w:r>
-      <w:r>
+        <w:t>8.2契约优先流程</w:t>
+      </w:r>
+    </w:p>
+    <w:p>
+      <w:pPr>
+        <w:keepNext w:val="0"/>
+        <w:keepLines w:val="0"/>
+        <w:pageBreakBefore w:val="0"/>
+        <w:kinsoku/>
+        <w:wordWrap/>
+        <w:overflowPunct/>
+        <w:topLinePunct w:val="0"/>
+        <w:autoSpaceDE/>
+        <w:autoSpaceDN/>
+        <w:bidi w:val="0"/>
+        <w:adjustRightInd/>
+        <w:snapToGrid/>
+        <w:spacing w:after="100" w:line="360" w:lineRule="exact"/>
+        <w:ind w:left="20" w:leftChars="0" w:firstLine="500" w:firstLineChars="0"/>
+        <w:jc w:val="left"/>
+        <w:textAlignment w:val="auto"/>
+        <w:rPr>
+          <w:b w:val="0"/>
+          <w:bCs w:val="0"/>
+          <w:sz w:val="21"/>
+          <w:szCs w:val="21"/>
+        </w:rPr>
+      </w:pPr>
+      <w:r>
+        <w:rPr>
+          <w:b w:val="0"/>
+          <w:bCs w:val="0"/>
+          <w:sz w:val="21"/>
+          <w:szCs w:val="21"/>
+        </w:rPr>
+        <w:t>1.修改接口字段时先更新OpenAPI与共享类型。</w:t>
+      </w:r>
+    </w:p>
+    <w:p>
+      <w:pPr>
+        <w:keepNext w:val="0"/>
+        <w:keepLines w:val="0"/>
+        <w:pageBreakBefore w:val="0"/>
+        <w:kinsoku/>
+        <w:wordWrap/>
+        <w:overflowPunct/>
+        <w:topLinePunct w:val="0"/>
+        <w:autoSpaceDE/>
+        <w:autoSpaceDN/>
+        <w:bidi w:val="0"/>
+        <w:adjustRightInd/>
+        <w:snapToGrid/>
+        <w:spacing w:after="100" w:line="360" w:lineRule="exact"/>
+        <w:ind w:left="20" w:leftChars="0" w:firstLine="500" w:firstLineChars="0"/>
+        <w:jc w:val="left"/>
+        <w:textAlignment w:val="auto"/>
+        <w:rPr>
+          <w:b w:val="0"/>
+          <w:bCs w:val="0"/>
+          <w:sz w:val="21"/>
+          <w:szCs w:val="21"/>
+        </w:rPr>
+      </w:pPr>
+      <w:r>
+        <w:rPr>
+          <w:b w:val="0"/>
+          <w:bCs w:val="0"/>
+          <w:sz w:val="21"/>
+          <w:szCs w:val="21"/>
+        </w:rPr>
+        <w:t>2.后端按新契约调整schema/service/repository。</w:t>
+      </w:r>
+    </w:p>
+    <w:p>
+      <w:pPr>
+        <w:keepNext w:val="0"/>
+        <w:keepLines w:val="0"/>
+        <w:pageBreakBefore w:val="0"/>
+        <w:kinsoku/>
+        <w:wordWrap/>
+        <w:overflowPunct/>
+        <w:topLinePunct w:val="0"/>
+        <w:autoSpaceDE/>
+        <w:autoSpaceDN/>
+        <w:bidi w:val="0"/>
+        <w:adjustRightInd/>
+        <w:snapToGrid/>
+        <w:spacing w:after="100" w:line="360" w:lineRule="exact"/>
+        <w:ind w:left="20" w:leftChars="0" w:firstLine="500" w:firstLineChars="0"/>
+        <w:jc w:val="left"/>
+        <w:textAlignment w:val="auto"/>
+        <w:rPr>
+          <w:b w:val="0"/>
+          <w:bCs w:val="0"/>
+          <w:sz w:val="21"/>
+          <w:szCs w:val="21"/>
+        </w:rPr>
+      </w:pPr>
+      <w:r>
+        <w:rPr>
+          <w:b w:val="0"/>
+          <w:bCs w:val="0"/>
+          <w:sz w:val="21"/>
+          <w:szCs w:val="21"/>
+        </w:rPr>
+        <w:t>3.前端按新契约更新API调用与页面渲染。</w:t>
+      </w:r>
+    </w:p>
+    <w:p>
+      <w:pPr>
+        <w:keepNext w:val="0"/>
+        <w:keepLines w:val="0"/>
+        <w:pageBreakBefore w:val="0"/>
+        <w:kinsoku/>
+        <w:wordWrap/>
+        <w:overflowPunct/>
+        <w:topLinePunct w:val="0"/>
+        <w:autoSpaceDE/>
+        <w:autoSpaceDN/>
+        <w:bidi w:val="0"/>
+        <w:adjustRightInd/>
+        <w:snapToGrid/>
+        <w:spacing w:after="100" w:line="360" w:lineRule="exact"/>
+        <w:ind w:left="20" w:leftChars="0" w:firstLine="500" w:firstLineChars="0"/>
+        <w:jc w:val="left"/>
+        <w:textAlignment w:val="auto"/>
+        <w:rPr>
+          <w:b w:val="0"/>
+          <w:bCs w:val="0"/>
+          <w:sz w:val="21"/>
+          <w:szCs w:val="21"/>
+        </w:rPr>
+      </w:pPr>
+      <w:r>
+        <w:rPr>
+          <w:b w:val="0"/>
+          <w:bCs w:val="0"/>
+          <w:sz w:val="21"/>
+          <w:szCs w:val="21"/>
+        </w:rPr>
+        <w:t>4.统一执行</w:t>
+      </w:r>
+      <w:r>
+        <w:rPr>
+          <w:rFonts w:ascii="Courier New" w:hAnsi="Courier New" w:eastAsia="Courier New" w:cs="Courier New"/>
+          <w:b w:val="0"/>
+          <w:bCs w:val="0"/>
+          <w:color w:val="auto"/>
+          <w:sz w:val="21"/>
+          <w:szCs w:val="21"/>
+          <w:shd w:val="clear" w:color="auto"/>
+        </w:rPr>
+        <w:t>npm</w:t>
+      </w:r>
+      <w:r>
+        <w:rPr>
+          <w:rFonts w:hint="eastAsia" w:ascii="Courier New" w:hAnsi="Courier New" w:eastAsia="宋体" w:cs="Courier New"/>
+          <w:b w:val="0"/>
+          <w:bCs w:val="0"/>
+          <w:color w:val="auto"/>
+          <w:sz w:val="21"/>
+          <w:szCs w:val="21"/>
+          <w:shd w:val="clear" w:color="auto"/>
+          <w:lang w:val="en-US" w:eastAsia="zh-CN"/>
+        </w:rPr>
+        <w:t xml:space="preserve"> </w:t>
+      </w:r>
+      <w:r>
+        <w:rPr>
+          <w:rFonts w:ascii="Courier New" w:hAnsi="Courier New" w:eastAsia="Courier New" w:cs="Courier New"/>
+          <w:b w:val="0"/>
+          <w:bCs w:val="0"/>
+          <w:color w:val="auto"/>
+          <w:sz w:val="21"/>
+          <w:szCs w:val="21"/>
+          <w:shd w:val="clear" w:color="auto"/>
+        </w:rPr>
+        <w:t>run</w:t>
+      </w:r>
+      <w:r>
+        <w:rPr>
+          <w:rFonts w:hint="eastAsia" w:ascii="Courier New" w:hAnsi="Courier New" w:eastAsia="宋体" w:cs="Courier New"/>
+          <w:b w:val="0"/>
+          <w:bCs w:val="0"/>
+          <w:color w:val="auto"/>
+          <w:sz w:val="21"/>
+          <w:szCs w:val="21"/>
+          <w:shd w:val="clear" w:color="auto"/>
+          <w:lang w:val="en-US" w:eastAsia="zh-CN"/>
+        </w:rPr>
+        <w:t xml:space="preserve"> </w:t>
+      </w:r>
+      <w:r>
+        <w:rPr>
+          <w:rFonts w:ascii="Courier New" w:hAnsi="Courier New" w:eastAsia="Courier New" w:cs="Courier New"/>
+          <w:b w:val="0"/>
+          <w:bCs w:val="0"/>
+          <w:color w:val="auto"/>
+          <w:sz w:val="21"/>
+          <w:szCs w:val="21"/>
+          <w:shd w:val="clear" w:color="auto"/>
+        </w:rPr>
+        <w:t>type-check</w:t>
+      </w:r>
+      <w:r>
+        <w:rPr>
+          <w:b w:val="0"/>
+          <w:bCs w:val="0"/>
+          <w:sz w:val="21"/>
+          <w:szCs w:val="21"/>
+        </w:rPr>
+        <w:t>确认一致性。</w:t>
+      </w:r>
+    </w:p>
+    <w:p>
+      <w:pPr>
+        <w:keepNext w:val="0"/>
+        <w:keepLines w:val="0"/>
+        <w:pageBreakBefore w:val="0"/>
+        <w:kinsoku/>
+        <w:wordWrap/>
+        <w:overflowPunct/>
+        <w:topLinePunct w:val="0"/>
+        <w:autoSpaceDE/>
+        <w:autoSpaceDN/>
+        <w:bidi w:val="0"/>
+        <w:adjustRightInd/>
+        <w:snapToGrid/>
+        <w:spacing w:after="100" w:line="360" w:lineRule="exact"/>
+        <w:ind w:left="20" w:leftChars="0" w:firstLine="500" w:firstLineChars="0"/>
+        <w:jc w:val="left"/>
+        <w:textAlignment w:val="auto"/>
         <w:rPr>
           <w:rFonts w:hint="eastAsia"/>
+          <w:b w:val="0"/>
+          <w:bCs w:val="0"/>
+          <w:sz w:val="21"/>
+          <w:szCs w:val="21"/>
+          <w:lang w:eastAsia="zh-CN"/>
+        </w:rPr>
+      </w:pPr>
+    </w:p>
+    <w:p>
+      <w:pPr>
+        <w:pStyle w:val="6"/>
+        <w:keepNext w:val="0"/>
+        <w:keepLines w:val="0"/>
+        <w:pageBreakBefore w:val="0"/>
+        <w:kinsoku/>
+        <w:wordWrap/>
+        <w:overflowPunct/>
+        <w:topLinePunct w:val="0"/>
+        <w:autoSpaceDE/>
+        <w:autoSpaceDN/>
+        <w:bidi w:val="0"/>
+        <w:adjustRightInd/>
+        <w:snapToGrid/>
+        <w:spacing w:after="200" w:line="360" w:lineRule="exact"/>
+        <w:jc w:val="left"/>
+        <w:textAlignment w:val="auto"/>
+        <w:rPr>
+          <w:b/>
+          <w:bCs/>
+          <w:sz w:val="21"/>
+          <w:szCs w:val="21"/>
+        </w:rPr>
+      </w:pPr>
+      <w:r>
+        <w:rPr>
+          <w:b/>
+          <w:bCs/>
+          <w:sz w:val="21"/>
+          <w:szCs w:val="21"/>
+        </w:rPr>
+        <w:t>9.数据架构</w:t>
+      </w:r>
+    </w:p>
+    <w:p>
+      <w:pPr>
+        <w:pStyle w:val="7"/>
+        <w:keepNext w:val="0"/>
+        <w:keepLines w:val="0"/>
+        <w:pageBreakBefore w:val="0"/>
+        <w:kinsoku/>
+        <w:wordWrap/>
+        <w:overflowPunct/>
+        <w:topLinePunct w:val="0"/>
+        <w:autoSpaceDE/>
+        <w:autoSpaceDN/>
+        <w:bidi w:val="0"/>
+        <w:adjustRightInd/>
+        <w:snapToGrid/>
+        <w:spacing w:after="200" w:line="360" w:lineRule="exact"/>
+        <w:jc w:val="left"/>
+        <w:textAlignment w:val="auto"/>
+        <w:rPr>
           <w:b w:val="0"/>
           <w:bCs w:val="0"/>
           <w:sz w:val="20"/>
           <w:szCs w:val="20"/>
         </w:rPr>
+      </w:pPr>
+      <w:r>
+        <w:rPr>
+          <w:b w:val="0"/>
+          <w:bCs w:val="0"/>
+          <w:sz w:val="20"/>
+          <w:szCs w:val="20"/>
+        </w:rPr>
+        <w:t>9.1当前存储方案</w:t>
+      </w:r>
+    </w:p>
+    <w:p>
+      <w:pPr>
+        <w:pStyle w:val="14"/>
+        <w:keepNext w:val="0"/>
+        <w:keepLines w:val="0"/>
+        <w:pageBreakBefore w:val="0"/>
+        <w:numPr>
+          <w:ilvl w:val="0"/>
+          <w:numId w:val="0"/>
+        </w:numPr>
+        <w:kinsoku/>
+        <w:wordWrap/>
+        <w:overflowPunct/>
+        <w:topLinePunct w:val="0"/>
+        <w:autoSpaceDE/>
+        <w:autoSpaceDN/>
+        <w:bidi w:val="0"/>
+        <w:adjustRightInd/>
+        <w:snapToGrid/>
+        <w:spacing w:after="100" w:line="360" w:lineRule="exact"/>
+        <w:ind w:left="60" w:leftChars="0" w:firstLine="499" w:firstLineChars="0"/>
+        <w:jc w:val="left"/>
+        <w:textAlignment w:val="auto"/>
+        <w:rPr>
+          <w:b w:val="0"/>
+          <w:bCs w:val="0"/>
+          <w:sz w:val="21"/>
+          <w:szCs w:val="21"/>
+        </w:rPr>
+      </w:pPr>
+      <w:r>
+        <w:rPr>
+          <w:b w:val="0"/>
+          <w:bCs w:val="0"/>
+          <w:sz w:val="21"/>
+          <w:szCs w:val="21"/>
+        </w:rPr>
+        <w:t>PostgreSQL：岗位、岗位画像、学生画像、匹配结果、报告、导出记录、Agent任务快照。</w:t>
+      </w:r>
+    </w:p>
+    <w:p>
+      <w:pPr>
+        <w:pStyle w:val="14"/>
+        <w:keepNext w:val="0"/>
+        <w:keepLines w:val="0"/>
+        <w:pageBreakBefore w:val="0"/>
+        <w:numPr>
+          <w:ilvl w:val="0"/>
+          <w:numId w:val="0"/>
+        </w:numPr>
+        <w:kinsoku/>
+        <w:wordWrap/>
+        <w:overflowPunct/>
+        <w:topLinePunct w:val="0"/>
+        <w:autoSpaceDE/>
+        <w:autoSpaceDN/>
+        <w:bidi w:val="0"/>
+        <w:adjustRightInd/>
+        <w:snapToGrid/>
+        <w:spacing w:after="100" w:line="360" w:lineRule="exact"/>
+        <w:ind w:left="60" w:leftChars="0" w:firstLine="499" w:firstLineChars="0"/>
+        <w:jc w:val="left"/>
+        <w:textAlignment w:val="auto"/>
+        <w:rPr>
+          <w:rFonts w:hint="eastAsia" w:eastAsiaTheme="minorEastAsia"/>
+          <w:b w:val="0"/>
+          <w:bCs w:val="0"/>
+          <w:sz w:val="21"/>
+          <w:szCs w:val="21"/>
+          <w:lang w:eastAsia="zh-CN"/>
+        </w:rPr>
+      </w:pPr>
+      <w:r>
+        <w:rPr>
+          <w:b w:val="0"/>
+          <w:bCs w:val="0"/>
+          <w:sz w:val="21"/>
+          <w:szCs w:val="21"/>
+        </w:rPr>
+        <w:t>pgvector：知识库chunk向量、语义检索与召回评测。</w:t>
+      </w:r>
+    </w:p>
+    <w:p>
+      <w:pPr>
+        <w:pStyle w:val="7"/>
+        <w:keepNext w:val="0"/>
+        <w:keepLines w:val="0"/>
+        <w:pageBreakBefore w:val="0"/>
+        <w:kinsoku/>
+        <w:wordWrap/>
+        <w:overflowPunct/>
+        <w:topLinePunct w:val="0"/>
+        <w:autoSpaceDE/>
+        <w:autoSpaceDN/>
+        <w:bidi w:val="0"/>
+        <w:adjustRightInd/>
+        <w:snapToGrid/>
+        <w:spacing w:after="200" w:line="360" w:lineRule="exact"/>
+        <w:jc w:val="left"/>
+        <w:textAlignment w:val="auto"/>
+        <w:rPr>
+          <w:b w:val="0"/>
+          <w:bCs w:val="0"/>
+          <w:sz w:val="20"/>
+          <w:szCs w:val="20"/>
+        </w:rPr>
+      </w:pPr>
+      <w:r>
+        <w:rPr>
+          <w:b w:val="0"/>
+          <w:bCs w:val="0"/>
+          <w:sz w:val="20"/>
+          <w:szCs w:val="20"/>
+        </w:rPr>
+        <w:t>9.2</w:t>
+      </w:r>
+      <w:r>
+        <w:rPr>
+          <w:rFonts w:hint="eastAsia"/>
+          <w:b w:val="0"/>
+          <w:bCs w:val="0"/>
+          <w:sz w:val="20"/>
+          <w:szCs w:val="20"/>
+        </w:rPr>
         <w:t>图谱层（Neo4j）</w:t>
       </w:r>
     </w:p>
@@ -11021,33 +11125,6 @@
         </w:rPr>
         <w:t>演进策略：保持service层稳定，在repositoryadapter边界继续扩展图谱规则与评测。</w:t>
       </w:r>
-    </w:p>
-    <w:p>
-      <w:pPr>
-        <w:keepNext w:val="0"/>
-        <w:keepLines w:val="0"/>
-        <w:pageBreakBefore w:val="0"/>
-        <w:kinsoku/>
-        <w:wordWrap/>
-        <w:overflowPunct/>
-        <w:topLinePunct w:val="0"/>
-        <w:autoSpaceDE/>
-        <w:autoSpaceDN/>
-        <w:bidi w:val="0"/>
-        <w:adjustRightInd/>
-        <w:snapToGrid/>
-        <w:spacing w:after="200" w:line="360" w:lineRule="exact"/>
-        <w:ind w:firstLine="500" w:firstLineChars="0"/>
-        <w:textAlignment w:val="auto"/>
-        <w:rPr>
-          <w:rFonts w:hint="eastAsia"/>
-          <w:b w:val="0"/>
-          <w:bCs w:val="0"/>
-          <w:sz w:val="21"/>
-          <w:szCs w:val="21"/>
-          <w:lang w:eastAsia="zh-CN"/>
-        </w:rPr>
-      </w:pPr>
     </w:p>
     <w:p>
       <w:pPr>
@@ -11232,6 +11309,22 @@
     </w:p>
     <w:p>
       <w:pPr>
+        <w:pStyle w:val="7"/>
+        <w:keepNext w:val="0"/>
+        <w:keepLines w:val="0"/>
+        <w:pageBreakBefore w:val="0"/>
+        <w:kinsoku/>
+        <w:wordWrap/>
+        <w:overflowPunct/>
+        <w:topLinePunct w:val="0"/>
+        <w:autoSpaceDE/>
+        <w:autoSpaceDN/>
+        <w:bidi w:val="0"/>
+        <w:adjustRightInd/>
+        <w:snapToGrid/>
+        <w:spacing w:after="200" w:line="360" w:lineRule="exact"/>
+        <w:jc w:val="left"/>
+        <w:textAlignment w:val="auto"/>
         <w:rPr>
           <w:b w:val="0"/>
           <w:bCs w:val="0"/>
@@ -11239,39 +11332,13 @@
           <w:szCs w:val="20"/>
         </w:rPr>
       </w:pPr>
-    </w:p>
-    <w:p>
-      <w:pPr>
-        <w:pStyle w:val="7"/>
-        <w:keepNext w:val="0"/>
-        <w:keepLines w:val="0"/>
-        <w:pageBreakBefore w:val="0"/>
-        <w:kinsoku/>
-        <w:wordWrap/>
-        <w:overflowPunct/>
-        <w:topLinePunct w:val="0"/>
-        <w:autoSpaceDE/>
-        <w:autoSpaceDN/>
-        <w:bidi w:val="0"/>
-        <w:adjustRightInd/>
-        <w:snapToGrid/>
-        <w:spacing w:after="200" w:line="360" w:lineRule="exact"/>
-        <w:jc w:val="left"/>
-        <w:textAlignment w:val="auto"/>
+      <w:r>
         <w:rPr>
           <w:b w:val="0"/>
           <w:bCs w:val="0"/>
           <w:sz w:val="20"/>
           <w:szCs w:val="20"/>
         </w:rPr>
-      </w:pPr>
-      <w:r>
-        <w:rPr>
-          <w:b w:val="0"/>
-          <w:bCs w:val="0"/>
-          <w:sz w:val="20"/>
-          <w:szCs w:val="20"/>
-        </w:rPr>
         <w:t>10.2学生画像创建链路</w:t>
       </w:r>
     </w:p>
@@ -11293,12 +11360,10 @@
         <w:jc w:val="center"/>
         <w:textAlignment w:val="auto"/>
         <w:rPr>
-          <w:rFonts w:hint="eastAsia" w:eastAsiaTheme="minorEastAsia"/>
-          <w:b w:val="0"/>
-          <w:bCs w:val="0"/>
-          <w:sz w:val="21"/>
-          <w:szCs w:val="21"/>
-          <w:lang w:eastAsia="zh-CN"/>
+          <w:b/>
+          <w:bCs/>
+          <w:sz w:val="21"/>
+          <w:szCs w:val="21"/>
         </w:rPr>
       </w:pPr>
       <w:r>
@@ -11374,32 +11439,6 @@
           <w:szCs w:val="21"/>
         </w:rPr>
       </w:pPr>
-    </w:p>
-    <w:p>
-      <w:pPr>
-        <w:pStyle w:val="6"/>
-        <w:keepNext w:val="0"/>
-        <w:keepLines w:val="0"/>
-        <w:pageBreakBefore w:val="0"/>
-        <w:kinsoku/>
-        <w:wordWrap/>
-        <w:overflowPunct/>
-        <w:topLinePunct w:val="0"/>
-        <w:autoSpaceDE/>
-        <w:autoSpaceDN/>
-        <w:bidi w:val="0"/>
-        <w:adjustRightInd/>
-        <w:snapToGrid/>
-        <w:spacing w:after="200" w:line="360" w:lineRule="exact"/>
-        <w:jc w:val="left"/>
-        <w:textAlignment w:val="auto"/>
-        <w:rPr>
-          <w:b/>
-          <w:bCs/>
-          <w:sz w:val="21"/>
-          <w:szCs w:val="21"/>
-        </w:rPr>
-      </w:pPr>
       <w:r>
         <w:rPr>
           <w:b/>
@@ -15677,78 +15716,15 @@
       </w:r>
       <w:r>
         <w:rPr>
-          <w:rFonts w:ascii="Courier New" w:hAnsi="Courier New" w:eastAsia="Courier New" w:cs="Courier New"/>
-          <w:b w:val="0"/>
-          <w:bCs w:val="0"/>
-          <w:color w:val="auto"/>
-          <w:sz w:val="21"/>
-          <w:szCs w:val="21"/>
-          <w:shd w:val="clear" w:color="auto"/>
-        </w:rPr>
-        <w:t>file</w:t>
-      </w:r>
-      <w:r>
-        <w:rPr>
-          <w:b w:val="0"/>
-          <w:bCs w:val="0"/>
-          <w:sz w:val="21"/>
-          <w:szCs w:val="21"/>
-        </w:rPr>
-        <w:t>必填；</w:t>
-      </w:r>
-      <w:r>
-        <w:rPr>
-          <w:rFonts w:ascii="Courier New" w:hAnsi="Courier New" w:eastAsia="Courier New" w:cs="Courier New"/>
-          <w:b w:val="0"/>
-          <w:bCs w:val="0"/>
-          <w:color w:val="auto"/>
-          <w:sz w:val="21"/>
-          <w:szCs w:val="21"/>
-          <w:shd w:val="clear" w:color="auto"/>
-        </w:rPr>
-        <w:t>target_role</w:t>
-      </w:r>
-      <w:r>
-        <w:rPr>
-          <w:b w:val="0"/>
-          <w:bCs w:val="0"/>
-          <w:sz w:val="21"/>
-          <w:szCs w:val="21"/>
-        </w:rPr>
-        <w:t>必填；</w:t>
-      </w:r>
-      <w:r>
-        <w:rPr>
-          <w:rFonts w:ascii="Courier New" w:hAnsi="Courier New" w:eastAsia="Courier New" w:cs="Courier New"/>
-          <w:b w:val="0"/>
-          <w:bCs w:val="0"/>
-          <w:color w:val="auto"/>
-          <w:sz w:val="21"/>
-          <w:szCs w:val="21"/>
-          <w:shd w:val="clear" w:color="auto"/>
-        </w:rPr>
-        <w:t>name</w:t>
-      </w:r>
-      <w:r>
-        <w:rPr>
-          <w:b w:val="0"/>
-          <w:bCs w:val="0"/>
-          <w:sz w:val="21"/>
-          <w:szCs w:val="21"/>
-        </w:rPr>
-        <w:t>可选；</w:t>
-      </w:r>
-      <w:r>
-        <w:rPr>
-          <w:rFonts w:ascii="Courier New" w:hAnsi="Courier New" w:eastAsia="Courier New" w:cs="Courier New"/>
-          <w:b w:val="0"/>
-          <w:bCs w:val="0"/>
-          <w:color w:val="auto"/>
-          <w:sz w:val="21"/>
-          <w:szCs w:val="21"/>
-          <w:shd w:val="clear" w:color="auto"/>
-        </w:rPr>
-        <w:t>parse_mode：strict|tolerant</w:t>
+          <w:rFonts w:hint="eastAsia" w:ascii="Courier New" w:hAnsi="Courier New" w:eastAsia="Courier New" w:cs="Courier New"/>
+          <w:b w:val="0"/>
+          <w:bCs w:val="0"/>
+          <w:color w:val="auto"/>
+          <w:sz w:val="21"/>
+          <w:szCs w:val="21"/>
+          <w:shd w:val="clear" w:color="auto"/>
+        </w:rPr>
+        <w:t>file必填；target_role必填（可与「待定岗位」等占位配合视觉推断）；name可选；parse_mode：strict|tolerant</w:t>
       </w:r>
       <w:r>
         <w:rPr>
@@ -15778,41 +15754,510 @@
         <w:jc w:val="left"/>
         <w:textAlignment w:val="auto"/>
         <w:rPr>
-          <w:b w:val="0"/>
-          <w:bCs w:val="0"/>
-          <w:sz w:val="21"/>
-          <w:szCs w:val="21"/>
-        </w:rPr>
-      </w:pPr>
-      <w:r>
-        <w:rPr>
-          <w:b w:val="0"/>
-          <w:bCs w:val="0"/>
-          <w:sz w:val="21"/>
-          <w:szCs w:val="21"/>
-        </w:rPr>
-        <w:t>说明：简历解析链路可能调用大模型或解析服务做实体抽取；</w:t>
-      </w:r>
-      <w:r>
-        <w:rPr>
-          <w:rFonts w:ascii="Courier New" w:hAnsi="Courier New" w:eastAsia="Courier New" w:cs="Courier New"/>
-          <w:b w:val="0"/>
-          <w:bCs w:val="0"/>
-          <w:color w:val="auto"/>
-          <w:sz w:val="21"/>
-          <w:szCs w:val="21"/>
-          <w:shd w:val="clear" w:color="auto"/>
-        </w:rPr>
-        <w:t>tolerant</w:t>
-      </w:r>
-      <w:r>
-        <w:rPr>
-          <w:b w:val="0"/>
-          <w:bCs w:val="0"/>
-          <w:sz w:val="21"/>
-          <w:szCs w:val="21"/>
-        </w:rPr>
-        <w:t>模式在格式不完美时尽量返回可用结构，避免演示失败。</w:t>
+          <w:rFonts w:hint="eastAsia"/>
+          <w:b w:val="0"/>
+          <w:bCs w:val="0"/>
+          <w:sz w:val="21"/>
+          <w:szCs w:val="21"/>
+        </w:rPr>
+      </w:pPr>
+      <w:r>
+        <w:rPr>
+          <w:rFonts w:hint="eastAsia"/>
+          <w:b w:val="0"/>
+          <w:bCs w:val="0"/>
+          <w:sz w:val="21"/>
+          <w:szCs w:val="21"/>
+        </w:rPr>
+        <w:t>解析策略（实现要点）：</w:t>
+      </w:r>
+    </w:p>
+    <w:p>
+      <w:pPr>
+        <w:keepNext w:val="0"/>
+        <w:keepLines w:val="0"/>
+        <w:pageBreakBefore w:val="0"/>
+        <w:kinsoku/>
+        <w:wordWrap/>
+        <w:overflowPunct/>
+        <w:topLinePunct w:val="0"/>
+        <w:autoSpaceDE/>
+        <w:autoSpaceDN/>
+        <w:bidi w:val="0"/>
+        <w:adjustRightInd/>
+        <w:snapToGrid/>
+        <w:spacing w:after="120" w:line="360" w:lineRule="exact"/>
+        <w:jc w:val="left"/>
+        <w:textAlignment w:val="auto"/>
+        <w:rPr>
+          <w:rFonts w:hint="eastAsia"/>
+          <w:b w:val="0"/>
+          <w:bCs w:val="0"/>
+          <w:sz w:val="21"/>
+          <w:szCs w:val="21"/>
+        </w:rPr>
+      </w:pPr>
+      <w:r>
+        <w:rPr>
+          <w:rFonts w:hint="eastAsia"/>
+          <w:b w:val="0"/>
+          <w:bCs w:val="0"/>
+          <w:sz w:val="21"/>
+          <w:szCs w:val="21"/>
+        </w:rPr>
+        <w:t>1.</w:t>
+      </w:r>
+      <w:r>
+        <w:rPr>
+          <w:rFonts w:hint="eastAsia"/>
+          <w:b/>
+          <w:bCs/>
+          <w:sz w:val="21"/>
+          <w:szCs w:val="21"/>
+        </w:rPr>
+        <w:t>文本优先</w:t>
+      </w:r>
+      <w:r>
+        <w:rPr>
+          <w:rFonts w:hint="eastAsia"/>
+          <w:b w:val="0"/>
+          <w:bCs w:val="0"/>
+          <w:sz w:val="21"/>
+          <w:szCs w:val="21"/>
+        </w:rPr>
+        <w:t>：</w:t>
+      </w:r>
+      <w:r>
+        <w:rPr>
+          <w:rFonts w:hint="eastAsia" w:ascii="Courier New" w:hAnsi="Courier New" w:eastAsia="Courier New" w:cs="Courier New"/>
+          <w:b w:val="0"/>
+          <w:bCs w:val="0"/>
+          <w:color w:val="auto"/>
+          <w:sz w:val="21"/>
+          <w:szCs w:val="21"/>
+          <w:shd w:val="clear" w:color="auto"/>
+        </w:rPr>
+        <w:t>profile.resume-parser</w:t>
+      </w:r>
+      <w:r>
+        <w:rPr>
+          <w:rFonts w:hint="eastAsia"/>
+          <w:b w:val="0"/>
+          <w:bCs w:val="0"/>
+          <w:sz w:val="21"/>
+          <w:szCs w:val="21"/>
+        </w:rPr>
+        <w:t>按扩展名选择纯文本</w:t>
+      </w:r>
+      <w:r>
+        <w:rPr>
+          <w:rFonts w:hint="eastAsia" w:ascii="Courier New" w:hAnsi="Courier New" w:eastAsia="Courier New" w:cs="Courier New"/>
+          <w:b w:val="0"/>
+          <w:bCs w:val="0"/>
+          <w:color w:val="auto"/>
+          <w:sz w:val="21"/>
+          <w:szCs w:val="21"/>
+          <w:shd w:val="clear" w:color="auto"/>
+        </w:rPr>
+        <w:t>/pdftotext/textutil（Office）</w:t>
+      </w:r>
+      <w:r>
+        <w:rPr>
+          <w:rFonts w:hint="eastAsia"/>
+          <w:b w:val="0"/>
+          <w:bCs w:val="0"/>
+          <w:sz w:val="21"/>
+          <w:szCs w:val="21"/>
+        </w:rPr>
+        <w:t>等，得到</w:t>
+      </w:r>
+      <w:r>
+        <w:rPr>
+          <w:rFonts w:hint="eastAsia" w:ascii="Courier New" w:hAnsi="Courier New" w:eastAsia="Courier New" w:cs="Courier New"/>
+          <w:b w:val="0"/>
+          <w:bCs w:val="0"/>
+          <w:color w:val="auto"/>
+          <w:sz w:val="21"/>
+          <w:szCs w:val="21"/>
+          <w:shd w:val="clear" w:color="auto"/>
+        </w:rPr>
+        <w:t>plainText</w:t>
+      </w:r>
+      <w:r>
+        <w:rPr>
+          <w:rFonts w:hint="eastAsia"/>
+          <w:b w:val="0"/>
+          <w:bCs w:val="0"/>
+          <w:sz w:val="21"/>
+          <w:szCs w:val="21"/>
+        </w:rPr>
+        <w:t>。</w:t>
+      </w:r>
+    </w:p>
+    <w:p>
+      <w:pPr>
+        <w:keepNext w:val="0"/>
+        <w:keepLines w:val="0"/>
+        <w:pageBreakBefore w:val="0"/>
+        <w:kinsoku/>
+        <w:wordWrap/>
+        <w:overflowPunct/>
+        <w:topLinePunct w:val="0"/>
+        <w:autoSpaceDE/>
+        <w:autoSpaceDN/>
+        <w:bidi w:val="0"/>
+        <w:adjustRightInd/>
+        <w:snapToGrid/>
+        <w:spacing w:after="120" w:line="360" w:lineRule="exact"/>
+        <w:jc w:val="left"/>
+        <w:textAlignment w:val="auto"/>
+        <w:rPr>
+          <w:rFonts w:hint="eastAsia"/>
+          <w:b w:val="0"/>
+          <w:bCs w:val="0"/>
+          <w:sz w:val="21"/>
+          <w:szCs w:val="21"/>
+        </w:rPr>
+      </w:pPr>
+      <w:r>
+        <w:rPr>
+          <w:rFonts w:hint="eastAsia"/>
+          <w:b w:val="0"/>
+          <w:bCs w:val="0"/>
+          <w:sz w:val="21"/>
+          <w:szCs w:val="21"/>
+        </w:rPr>
+        <w:t>2.</w:t>
+      </w:r>
+      <w:r>
+        <w:rPr>
+          <w:rFonts w:hint="eastAsia"/>
+          <w:b/>
+          <w:bCs/>
+          <w:sz w:val="21"/>
+          <w:szCs w:val="21"/>
+        </w:rPr>
+        <w:t>图片简历</w:t>
+      </w:r>
+      <w:r>
+        <w:rPr>
+          <w:rFonts w:hint="eastAsia"/>
+          <w:b w:val="0"/>
+          <w:bCs w:val="0"/>
+          <w:sz w:val="21"/>
+          <w:szCs w:val="21"/>
+        </w:rPr>
+        <w:t>：</w:t>
+      </w:r>
+      <w:r>
+        <w:rPr>
+          <w:rFonts w:hint="eastAsia" w:ascii="Courier New" w:hAnsi="Courier New" w:eastAsia="Courier New" w:cs="Courier New"/>
+          <w:b w:val="0"/>
+          <w:bCs w:val="0"/>
+          <w:color w:val="auto"/>
+          <w:sz w:val="21"/>
+          <w:szCs w:val="21"/>
+          <w:shd w:val="clear" w:color="auto"/>
+        </w:rPr>
+        <w:t>.png/.jpg/.webp/.bmp</w:t>
+      </w:r>
+      <w:r>
+        <w:rPr>
+          <w:rFonts w:hint="eastAsia"/>
+          <w:b w:val="0"/>
+          <w:bCs w:val="0"/>
+          <w:sz w:val="21"/>
+          <w:szCs w:val="21"/>
+        </w:rPr>
+        <w:t>等直接走</w:t>
+      </w:r>
+      <w:r>
+        <w:rPr>
+          <w:rFonts w:hint="eastAsia" w:ascii="Courier New" w:hAnsi="Courier New" w:eastAsia="Courier New" w:cs="Courier New"/>
+          <w:b w:val="0"/>
+          <w:bCs w:val="0"/>
+          <w:color w:val="auto"/>
+          <w:sz w:val="21"/>
+          <w:szCs w:val="21"/>
+          <w:shd w:val="clear" w:color="auto"/>
+        </w:rPr>
+        <w:t>profile.resume-vision</w:t>
+      </w:r>
+      <w:r>
+        <w:rPr>
+          <w:rFonts w:hint="eastAsia"/>
+          <w:b w:val="0"/>
+          <w:bCs w:val="0"/>
+          <w:sz w:val="21"/>
+          <w:szCs w:val="21"/>
+        </w:rPr>
+        <w:t>（Pi多模态），产出</w:t>
+      </w:r>
+      <w:r>
+        <w:rPr>
+          <w:rFonts w:hint="eastAsia" w:ascii="Courier New" w:hAnsi="Courier New" w:eastAsia="Courier New" w:cs="Courier New"/>
+          <w:b w:val="0"/>
+          <w:bCs w:val="0"/>
+          <w:color w:val="auto"/>
+          <w:sz w:val="21"/>
+          <w:szCs w:val="21"/>
+          <w:shd w:val="clear" w:color="auto"/>
+        </w:rPr>
+        <w:t>plainText</w:t>
+      </w:r>
+      <w:r>
+        <w:rPr>
+          <w:rFonts w:hint="eastAsia"/>
+          <w:b w:val="0"/>
+          <w:bCs w:val="0"/>
+          <w:sz w:val="21"/>
+          <w:szCs w:val="21"/>
+        </w:rPr>
+        <w:t>与可选姓名、目标岗位（若表单未填且模型返回）。</w:t>
+      </w:r>
+    </w:p>
+    <w:p>
+      <w:pPr>
+        <w:keepNext w:val="0"/>
+        <w:keepLines w:val="0"/>
+        <w:pageBreakBefore w:val="0"/>
+        <w:kinsoku/>
+        <w:wordWrap/>
+        <w:overflowPunct/>
+        <w:topLinePunct w:val="0"/>
+        <w:autoSpaceDE/>
+        <w:autoSpaceDN/>
+        <w:bidi w:val="0"/>
+        <w:adjustRightInd/>
+        <w:snapToGrid/>
+        <w:spacing w:after="120" w:line="360" w:lineRule="exact"/>
+        <w:jc w:val="left"/>
+        <w:textAlignment w:val="auto"/>
+        <w:rPr>
+          <w:rFonts w:hint="eastAsia"/>
+          <w:b w:val="0"/>
+          <w:bCs w:val="0"/>
+          <w:sz w:val="21"/>
+          <w:szCs w:val="21"/>
+        </w:rPr>
+      </w:pPr>
+      <w:r>
+        <w:rPr>
+          <w:rFonts w:hint="eastAsia"/>
+          <w:b w:val="0"/>
+          <w:bCs w:val="0"/>
+          <w:sz w:val="21"/>
+          <w:szCs w:val="21"/>
+        </w:rPr>
+        <w:t>3.</w:t>
+      </w:r>
+      <w:r>
+        <w:rPr>
+          <w:rFonts w:hint="eastAsia"/>
+          <w:b/>
+          <w:bCs/>
+          <w:sz w:val="21"/>
+          <w:szCs w:val="21"/>
+        </w:rPr>
+        <w:t>PDF回退</w:t>
+      </w:r>
+      <w:r>
+        <w:rPr>
+          <w:rFonts w:hint="eastAsia"/>
+          <w:b w:val="0"/>
+          <w:bCs w:val="0"/>
+          <w:sz w:val="21"/>
+          <w:szCs w:val="21"/>
+        </w:rPr>
+        <w:t>：当文本抽取失败且已配置</w:t>
+      </w:r>
+      <w:r>
+        <w:rPr>
+          <w:rFonts w:hint="eastAsia" w:ascii="Courier New" w:hAnsi="Courier New" w:eastAsia="Courier New" w:cs="Courier New"/>
+          <w:b w:val="0"/>
+          <w:bCs w:val="0"/>
+          <w:color w:val="auto"/>
+          <w:sz w:val="21"/>
+          <w:szCs w:val="21"/>
+          <w:shd w:val="clear" w:color="auto"/>
+        </w:rPr>
+        <w:t>resumeVisionParser</w:t>
+      </w:r>
+      <w:r>
+        <w:rPr>
+          <w:rFonts w:hint="eastAsia"/>
+          <w:b w:val="0"/>
+          <w:bCs w:val="0"/>
+          <w:sz w:val="21"/>
+          <w:szCs w:val="21"/>
+        </w:rPr>
+        <w:t>时，同一PDF可走视觉链路得到正文。</w:t>
+      </w:r>
+    </w:p>
+    <w:p>
+      <w:pPr>
+        <w:keepNext w:val="0"/>
+        <w:keepLines w:val="0"/>
+        <w:pageBreakBefore w:val="0"/>
+        <w:kinsoku/>
+        <w:wordWrap/>
+        <w:overflowPunct/>
+        <w:topLinePunct w:val="0"/>
+        <w:autoSpaceDE/>
+        <w:autoSpaceDN/>
+        <w:bidi w:val="0"/>
+        <w:adjustRightInd/>
+        <w:snapToGrid/>
+        <w:spacing w:after="120" w:line="360" w:lineRule="exact"/>
+        <w:jc w:val="left"/>
+        <w:textAlignment w:val="auto"/>
+        <w:rPr>
+          <w:rFonts w:hint="eastAsia"/>
+          <w:b w:val="0"/>
+          <w:bCs w:val="0"/>
+          <w:sz w:val="21"/>
+          <w:szCs w:val="21"/>
+        </w:rPr>
+      </w:pPr>
+      <w:r>
+        <w:rPr>
+          <w:rFonts w:hint="eastAsia"/>
+          <w:b w:val="0"/>
+          <w:bCs w:val="0"/>
+          <w:sz w:val="21"/>
+          <w:szCs w:val="21"/>
+        </w:rPr>
+        <w:t>4.</w:t>
+      </w:r>
+      <w:r>
+        <w:rPr>
+          <w:rFonts w:hint="eastAsia"/>
+          <w:b/>
+          <w:bCs/>
+          <w:sz w:val="21"/>
+          <w:szCs w:val="21"/>
+        </w:rPr>
+        <w:t>不可用</w:t>
+      </w:r>
+      <w:r>
+        <w:rPr>
+          <w:rFonts w:hint="eastAsia"/>
+          <w:b w:val="0"/>
+          <w:bCs w:val="0"/>
+          <w:sz w:val="21"/>
+          <w:szCs w:val="21"/>
+        </w:rPr>
+        <w:t>：未注入视觉解析器时上传图片→</w:t>
+      </w:r>
+      <w:r>
+        <w:rPr>
+          <w:rFonts w:hint="eastAsia" w:ascii="Courier New" w:hAnsi="Courier New" w:eastAsia="Courier New" w:cs="Courier New"/>
+          <w:b w:val="0"/>
+          <w:bCs w:val="0"/>
+          <w:color w:val="auto"/>
+          <w:sz w:val="21"/>
+          <w:szCs w:val="21"/>
+          <w:shd w:val="clear" w:color="auto"/>
+        </w:rPr>
+        <w:t>RESUME_VISION_UNAVAILABLE（422）</w:t>
+      </w:r>
+      <w:r>
+        <w:rPr>
+          <w:rFonts w:hint="eastAsia"/>
+          <w:b w:val="0"/>
+          <w:bCs w:val="0"/>
+          <w:sz w:val="21"/>
+          <w:szCs w:val="21"/>
+        </w:rPr>
+        <w:t>；全文仍为空→</w:t>
+      </w:r>
+      <w:r>
+        <w:rPr>
+          <w:rFonts w:hint="eastAsia" w:ascii="Courier New" w:hAnsi="Courier New" w:eastAsia="Courier New" w:cs="Courier New"/>
+          <w:b w:val="0"/>
+          <w:bCs w:val="0"/>
+          <w:color w:val="auto"/>
+          <w:sz w:val="21"/>
+          <w:szCs w:val="21"/>
+          <w:shd w:val="clear" w:color="auto"/>
+        </w:rPr>
+        <w:t>RESUME_TEXT_EMPTY（422）</w:t>
+      </w:r>
+      <w:r>
+        <w:rPr>
+          <w:rFonts w:hint="eastAsia"/>
+          <w:b w:val="0"/>
+          <w:bCs w:val="0"/>
+          <w:sz w:val="21"/>
+          <w:szCs w:val="21"/>
+        </w:rPr>
+        <w:t>。</w:t>
+      </w:r>
+    </w:p>
+    <w:p>
+      <w:pPr>
+        <w:keepNext w:val="0"/>
+        <w:keepLines w:val="0"/>
+        <w:pageBreakBefore w:val="0"/>
+        <w:kinsoku/>
+        <w:wordWrap/>
+        <w:overflowPunct/>
+        <w:topLinePunct w:val="0"/>
+        <w:autoSpaceDE/>
+        <w:autoSpaceDN/>
+        <w:bidi w:val="0"/>
+        <w:adjustRightInd/>
+        <w:snapToGrid/>
+        <w:spacing w:after="120" w:line="360" w:lineRule="exact"/>
+        <w:jc w:val="left"/>
+        <w:textAlignment w:val="auto"/>
+        <w:rPr>
+          <w:b w:val="0"/>
+          <w:bCs w:val="0"/>
+          <w:sz w:val="21"/>
+          <w:szCs w:val="21"/>
+        </w:rPr>
+      </w:pPr>
+      <w:r>
+        <w:rPr>
+          <w:rFonts w:hint="eastAsia"/>
+          <w:b w:val="0"/>
+          <w:bCs w:val="0"/>
+          <w:sz w:val="21"/>
+          <w:szCs w:val="21"/>
+        </w:rPr>
+        <w:t>业务层：</w:t>
+      </w:r>
+      <w:r>
+        <w:rPr>
+          <w:rFonts w:hint="eastAsia" w:ascii="Courier New" w:hAnsi="Courier New" w:eastAsia="Courier New" w:cs="Courier New"/>
+          <w:b w:val="0"/>
+          <w:bCs w:val="0"/>
+          <w:color w:val="auto"/>
+          <w:sz w:val="21"/>
+          <w:szCs w:val="21"/>
+          <w:shd w:val="clear" w:color="auto"/>
+        </w:rPr>
+        <w:t>profile.service</w:t>
+      </w:r>
+      <w:r>
+        <w:rPr>
+          <w:rFonts w:hint="eastAsia"/>
+          <w:b w:val="0"/>
+          <w:bCs w:val="0"/>
+          <w:sz w:val="21"/>
+          <w:szCs w:val="21"/>
+        </w:rPr>
+        <w:t>在归一化文本上做结构化字段推断与完整度/竞争力等规则评分</w:t>
+      </w:r>
+      <w:r>
+        <w:rPr>
+          <w:b w:val="0"/>
+          <w:bCs w:val="0"/>
+          <w:sz w:val="21"/>
+          <w:szCs w:val="21"/>
+        </w:rPr>
+        <w:t>。</w:t>
       </w:r>
     </w:p>
     <w:p>
@@ -16465,7 +16910,7 @@
           <w:sz w:val="21"/>
           <w:szCs w:val="21"/>
         </w:rPr>
-        <w:t>：同一输入复现，便于评测与答辩。</w:t>
+        <w:t>：同一输入复现，便于评测。</w:t>
       </w:r>
     </w:p>
     <w:p>
@@ -17869,7 +18314,7 @@
                 <w:sz w:val="21"/>
                 <w:szCs w:val="21"/>
               </w:rPr>
-              <w:t>后端已支持</w:t>
+              <w:t>已前后端支持</w:t>
             </w:r>
           </w:p>
         </w:tc>
@@ -17909,142 +18354,41 @@
                 <w:sz w:val="21"/>
                 <w:szCs w:val="21"/>
               </w:rPr>
-              <w:t>POST /api/v2/ai/polish</w:t>
+              <w:t>报告页「AI润色」→</w:t>
             </w:r>
-          </w:p>
-        </w:tc>
-      </w:tr>
-      <w:tr>
-        <w:tblPrEx>
-          <w:tblBorders>
-            <w:top w:val="single" w:color="auto" w:sz="4" w:space="0"/>
-            <w:left w:val="single" w:color="auto" w:sz="4" w:space="0"/>
-            <w:bottom w:val="single" w:color="auto" w:sz="4" w:space="0"/>
-            <w:right w:val="single" w:color="auto" w:sz="4" w:space="0"/>
-            <w:insideH w:val="single" w:color="auto" w:sz="4" w:space="0"/>
-            <w:insideV w:val="single" w:color="auto" w:sz="4" w:space="0"/>
-          </w:tblBorders>
-          <w:tblCellMar>
-            <w:top w:w="80" w:type="dxa"/>
-            <w:left w:w="120" w:type="dxa"/>
-            <w:bottom w:w="80" w:type="dxa"/>
-            <w:right w:w="120" w:type="dxa"/>
-          </w:tblCellMar>
-        </w:tblPrEx>
-        <w:tc>
-          <w:tcPr>
-            <w:vAlign w:val="center"/>
-          </w:tcPr>
-          <w:p>
-            <w:pPr>
-              <w:keepNext w:val="0"/>
-              <w:keepLines w:val="0"/>
-              <w:pageBreakBefore w:val="0"/>
-              <w:kinsoku/>
-              <w:wordWrap/>
-              <w:overflowPunct/>
-              <w:topLinePunct w:val="0"/>
-              <w:autoSpaceDE/>
-              <w:autoSpaceDN/>
-              <w:bidi w:val="0"/>
-              <w:adjustRightInd/>
-              <w:snapToGrid/>
-              <w:spacing w:line="360" w:lineRule="exact"/>
-              <w:jc w:val="center"/>
-              <w:textAlignment w:val="auto"/>
+            <w:r>
               <w:rPr>
+                <w:rFonts w:hint="eastAsia" w:ascii="Courier New" w:hAnsi="Courier New" w:eastAsia="Courier New" w:cs="Courier New"/>
+                <w:b w:val="0"/>
+                <w:bCs w:val="0"/>
+                <w:color w:val="auto"/>
+                <w:sz w:val="21"/>
+                <w:szCs w:val="21"/>
+                <w:shd w:val="clear" w:color="auto"/>
+              </w:rPr>
+              <w:t>POST/api/v2/ai/polish</w:t>
+            </w:r>
+            <w:r>
+              <w:rPr>
+                <w:rFonts w:hint="eastAsia"/>
                 <w:b w:val="0"/>
                 <w:bCs w:val="0"/>
                 <w:sz w:val="21"/>
                 <w:szCs w:val="21"/>
               </w:rPr>
-            </w:pPr>
+              <w:t>；单章与全文顺序润色；持久化仍</w:t>
+            </w:r>
             <w:r>
               <w:rPr>
+                <w:rFonts w:hint="eastAsia" w:ascii="Courier New" w:hAnsi="Courier New" w:eastAsia="Courier New" w:cs="Courier New"/>
                 <w:b w:val="0"/>
                 <w:bCs w:val="0"/>
+                <w:color w:val="auto"/>
                 <w:sz w:val="21"/>
                 <w:szCs w:val="21"/>
+                <w:shd w:val="clear" w:color="auto"/>
               </w:rPr>
-              <w:t>完整性检查</w:t>
-            </w:r>
-          </w:p>
-        </w:tc>
-        <w:tc>
-          <w:tcPr>
-            <w:vAlign w:val="center"/>
-          </w:tcPr>
-          <w:p>
-            <w:pPr>
-              <w:keepNext w:val="0"/>
-              <w:keepLines w:val="0"/>
-              <w:pageBreakBefore w:val="0"/>
-              <w:kinsoku/>
-              <w:wordWrap/>
-              <w:overflowPunct/>
-              <w:topLinePunct w:val="0"/>
-              <w:autoSpaceDE/>
-              <w:autoSpaceDN/>
-              <w:bidi w:val="0"/>
-              <w:adjustRightInd/>
-              <w:snapToGrid/>
-              <w:spacing w:line="360" w:lineRule="exact"/>
-              <w:jc w:val="center"/>
-              <w:textAlignment w:val="auto"/>
-              <w:rPr>
-                <w:b w:val="0"/>
-                <w:bCs w:val="0"/>
-                <w:sz w:val="21"/>
-                <w:szCs w:val="21"/>
-              </w:rPr>
-            </w:pPr>
-            <w:r>
-              <w:rPr>
-                <w:b w:val="0"/>
-                <w:bCs w:val="0"/>
-                <w:sz w:val="21"/>
-                <w:szCs w:val="21"/>
-              </w:rPr>
-              <w:t>规划中</w:t>
-            </w:r>
-          </w:p>
-        </w:tc>
-        <w:tc>
-          <w:tcPr>
-            <w:vAlign w:val="center"/>
-          </w:tcPr>
-          <w:p>
-            <w:pPr>
-              <w:keepNext w:val="0"/>
-              <w:keepLines w:val="0"/>
-              <w:pageBreakBefore w:val="0"/>
-              <w:kinsoku/>
-              <w:wordWrap/>
-              <w:overflowPunct/>
-              <w:topLinePunct w:val="0"/>
-              <w:autoSpaceDE/>
-              <w:autoSpaceDN/>
-              <w:bidi w:val="0"/>
-              <w:adjustRightInd/>
-              <w:snapToGrid/>
-              <w:spacing w:line="360" w:lineRule="exact"/>
-              <w:jc w:val="center"/>
-              <w:textAlignment w:val="auto"/>
-              <w:rPr>
-                <w:b w:val="0"/>
-                <w:bCs w:val="0"/>
-                <w:sz w:val="21"/>
-                <w:szCs w:val="21"/>
-              </w:rPr>
-            </w:pPr>
-            <w:r>
-              <w:rPr>
-                <w:b w:val="0"/>
-                <w:bCs w:val="0"/>
-                <w:sz w:val="21"/>
-                <w:szCs w:val="21"/>
-              </w:rPr>
-              <w:t>建议：Zod/OpenAPI级章节非空校验、关键字段检查表、可读性提示</w:t>
+              <w:t>PATCH</w:t>
             </w:r>
           </w:p>
         </w:tc>
@@ -18052,32 +18396,6 @@
     </w:tbl>
     <w:p>
       <w:pPr>
-        <w:keepNext w:val="0"/>
-        <w:keepLines w:val="0"/>
-        <w:pageBreakBefore w:val="0"/>
-        <w:kinsoku/>
-        <w:wordWrap/>
-        <w:overflowPunct/>
-        <w:topLinePunct w:val="0"/>
-        <w:autoSpaceDE/>
-        <w:autoSpaceDN/>
-        <w:bidi w:val="0"/>
-        <w:adjustRightInd/>
-        <w:snapToGrid/>
-        <w:spacing w:before="240" w:line="360" w:lineRule="exact"/>
-        <w:textAlignment w:val="auto"/>
-        <w:rPr>
-          <w:rFonts w:hint="eastAsia" w:eastAsiaTheme="minorEastAsia"/>
-          <w:b w:val="0"/>
-          <w:bCs w:val="0"/>
-          <w:sz w:val="21"/>
-          <w:szCs w:val="21"/>
-          <w:lang w:eastAsia="zh-CN"/>
-        </w:rPr>
-      </w:pPr>
-    </w:p>
-    <w:p>
-      <w:pPr>
         <w:pStyle w:val="4"/>
         <w:keepNext w:val="0"/>
         <w:keepLines w:val="0"/>
@@ -19556,7 +19874,7 @@
           <w:sz w:val="21"/>
           <w:szCs w:val="21"/>
         </w:rPr>
-        <w:t>计划步骤、工具调用轨迹、警告信息、与业务结果引用；用于审计与答辩演示「智能体如何</w:t>
+        <w:t>计划步骤、工具调用轨迹、警告信息、与业务结果引用；用于审计「智能体如何</w:t>
       </w:r>
       <w:r>
         <w:rPr>
@@ -24252,7 +24570,7 @@
                 <w:sz w:val="21"/>
                 <w:szCs w:val="21"/>
               </w:rPr>
-              <w:t>总览、入口导航、数据导入相关入口（以实际页面为准）</w:t>
+              <w:t>总览、入口导航、数据导入相关入口</w:t>
             </w:r>
           </w:p>
         </w:tc>
@@ -24952,7 +25270,37 @@
                 <w:sz w:val="21"/>
                 <w:szCs w:val="21"/>
               </w:rPr>
-              <w:t>查看/编辑报告版本，导出PDF</w:t>
+              <w:t>查看/编辑报告版本，</w:t>
+            </w:r>
+            <w:r>
+              <w:rPr>
+                <w:rFonts w:hint="eastAsia"/>
+                <w:b w:val="0"/>
+                <w:bCs w:val="0"/>
+                <w:sz w:val="21"/>
+                <w:szCs w:val="21"/>
+              </w:rPr>
+              <w:t>单章/全文AI润色</w:t>
+            </w:r>
+            <w:r>
+              <w:rPr>
+                <w:rFonts w:hint="eastAsia"/>
+                <w:b w:val="0"/>
+                <w:bCs w:val="0"/>
+                <w:sz w:val="21"/>
+                <w:szCs w:val="21"/>
+                <w:lang w:eastAsia="zh-CN"/>
+              </w:rPr>
+              <w:t>，</w:t>
+            </w:r>
+            <w:r>
+              <w:rPr>
+                <w:b w:val="0"/>
+                <w:bCs w:val="0"/>
+                <w:sz w:val="21"/>
+                <w:szCs w:val="21"/>
+              </w:rPr>
+              <w:t>导出PDF</w:t>
             </w:r>
           </w:p>
         </w:tc>
@@ -26911,10 +27259,12 @@
         <w:jc w:val="left"/>
         <w:textAlignment w:val="auto"/>
         <w:rPr>
-          <w:b w:val="0"/>
-          <w:bCs w:val="0"/>
-          <w:sz w:val="21"/>
-          <w:szCs w:val="21"/>
+          <w:rFonts w:hint="eastAsia" w:eastAsiaTheme="minorEastAsia"/>
+          <w:b w:val="0"/>
+          <w:bCs w:val="0"/>
+          <w:sz w:val="21"/>
+          <w:szCs w:val="21"/>
+          <w:lang w:eastAsia="zh-CN"/>
         </w:rPr>
       </w:pPr>
       <w:r>
@@ -26947,32 +27297,6 @@
         </w:rPr>
         <w:t>配置，需在部署文档中声明）。</w:t>
       </w:r>
-    </w:p>
-    <w:p>
-      <w:pPr>
-        <w:keepNext w:val="0"/>
-        <w:keepLines w:val="0"/>
-        <w:pageBreakBefore w:val="0"/>
-        <w:kinsoku/>
-        <w:wordWrap/>
-        <w:overflowPunct/>
-        <w:topLinePunct w:val="0"/>
-        <w:autoSpaceDE/>
-        <w:autoSpaceDN/>
-        <w:bidi w:val="0"/>
-        <w:adjustRightInd/>
-        <w:snapToGrid/>
-        <w:spacing w:after="200" w:line="360" w:lineRule="exact"/>
-        <w:textAlignment w:val="auto"/>
-        <w:rPr>
-          <w:rFonts w:hint="eastAsia" w:eastAsiaTheme="minorEastAsia"/>
-          <w:b w:val="0"/>
-          <w:bCs w:val="0"/>
-          <w:sz w:val="21"/>
-          <w:szCs w:val="21"/>
-          <w:lang w:eastAsia="zh-CN"/>
-        </w:rPr>
-      </w:pPr>
     </w:p>
     <w:p>
       <w:pPr>
@@ -35150,7 +35474,48 @@
           <w:sz w:val="21"/>
           <w:szCs w:val="21"/>
         </w:rPr>
-        <w:t>说明：通过简历文件上传创建学生画像。</w:t>
+        <w:t>说明：</w:t>
+      </w:r>
+      <w:r>
+        <w:rPr>
+          <w:rFonts w:hint="eastAsia"/>
+          <w:b w:val="0"/>
+          <w:bCs w:val="0"/>
+          <w:sz w:val="21"/>
+          <w:szCs w:val="21"/>
+        </w:rPr>
+        <w:t>通过简历文件上传创建学生画像；服务端先将文件归一化为纯文本（含图片简历的Pi多模态解析、PDF文本失败时的视觉回退），再进入</w:t>
+      </w:r>
+      <w:r>
+        <w:rPr>
+          <w:rFonts w:hint="eastAsia" w:ascii="Courier New" w:hAnsi="Courier New" w:eastAsia="Courier New" w:cs="Courier New"/>
+          <w:b w:val="0"/>
+          <w:bCs w:val="0"/>
+          <w:color w:val="auto"/>
+          <w:sz w:val="21"/>
+          <w:szCs w:val="21"/>
+          <w:shd w:val="clear" w:color="auto"/>
+        </w:rPr>
+        <w:t>profile.service</w:t>
+      </w:r>
+      <w:r>
+        <w:rPr>
+          <w:rFonts w:hint="eastAsia"/>
+          <w:b w:val="0"/>
+          <w:bCs w:val="0"/>
+          <w:sz w:val="21"/>
+          <w:szCs w:val="21"/>
+        </w:rPr>
+        <w:t>结构化抽取与评分</w:t>
+      </w:r>
+      <w:r>
+        <w:rPr>
+          <w:b w:val="0"/>
+          <w:bCs w:val="0"/>
+          <w:sz w:val="21"/>
+          <w:szCs w:val="21"/>
+        </w:rPr>
+        <w:t>。</w:t>
       </w:r>
     </w:p>
     <w:p>
@@ -35285,7 +35650,27 @@
           <w:sz w:val="21"/>
           <w:szCs w:val="21"/>
         </w:rPr>
-        <w:t>：必填，简历文件。</w:t>
+        <w:t>：必填，简历文件</w:t>
+      </w:r>
+      <w:r>
+        <w:rPr>
+          <w:rFonts w:hint="eastAsia"/>
+          <w:b w:val="0"/>
+          <w:bCs w:val="0"/>
+          <w:sz w:val="21"/>
+          <w:szCs w:val="21"/>
+          <w:lang w:eastAsia="zh-CN"/>
+        </w:rPr>
+        <w:t>（支持常见文本、PDF、Office、图片等）</w:t>
+      </w:r>
+      <w:r>
+        <w:rPr>
+          <w:b w:val="0"/>
+          <w:bCs w:val="0"/>
+          <w:sz w:val="21"/>
+          <w:szCs w:val="21"/>
+        </w:rPr>
+        <w:t>。</w:t>
       </w:r>
     </w:p>
     <w:p>
@@ -35336,7 +35721,26 @@
           <w:sz w:val="21"/>
           <w:szCs w:val="21"/>
         </w:rPr>
-        <w:t>：必填，目标岗位。</w:t>
+        <w:t>：必填，目标岗位</w:t>
+      </w:r>
+      <w:r>
+        <w:rPr>
+          <w:rFonts w:hint="eastAsia"/>
+          <w:b w:val="0"/>
+          <w:bCs w:val="0"/>
+          <w:sz w:val="21"/>
+          <w:szCs w:val="21"/>
+        </w:rPr>
+        <w:t>（可与「待定岗位」等占位配合视觉推断）</w:t>
+      </w:r>
+      <w:r>
+        <w:rPr>
+          <w:b w:val="0"/>
+          <w:bCs w:val="0"/>
+          <w:sz w:val="21"/>
+          <w:szCs w:val="21"/>
+        </w:rPr>
+        <w:t>。</w:t>
       </w:r>
     </w:p>
     <w:p>
@@ -35511,6 +35915,85 @@
       </w:pPr>
       <w:r>
         <w:rPr>
+          <w:rFonts w:hint="eastAsia"/>
+          <w:b w:val="0"/>
+          <w:bCs w:val="0"/>
+          <w:sz w:val="21"/>
+          <w:szCs w:val="21"/>
+        </w:rPr>
+        <w:t>常见错误码：</w:t>
+      </w:r>
+      <w:r>
+        <w:rPr>
+          <w:rFonts w:hint="eastAsia" w:ascii="Courier New" w:hAnsi="Courier New" w:eastAsia="Courier New" w:cs="Courier New"/>
+          <w:b w:val="0"/>
+          <w:bCs w:val="0"/>
+          <w:color w:val="auto"/>
+          <w:sz w:val="21"/>
+          <w:szCs w:val="21"/>
+          <w:shd w:val="clear" w:color="auto"/>
+        </w:rPr>
+        <w:t>RESUME_VISION_UNAVAILABLE</w:t>
+      </w:r>
+      <w:r>
+        <w:rPr>
+          <w:rFonts w:hint="eastAsia"/>
+          <w:b w:val="0"/>
+          <w:bCs w:val="0"/>
+          <w:sz w:val="21"/>
+          <w:szCs w:val="21"/>
+        </w:rPr>
+        <w:t>（未启用图片解析）、</w:t>
+      </w:r>
+      <w:r>
+        <w:rPr>
+          <w:rFonts w:hint="eastAsia" w:ascii="Courier New" w:hAnsi="Courier New" w:eastAsia="Courier New" w:cs="Courier New"/>
+          <w:b w:val="0"/>
+          <w:bCs w:val="0"/>
+          <w:color w:val="auto"/>
+          <w:sz w:val="21"/>
+          <w:szCs w:val="21"/>
+          <w:shd w:val="clear" w:color="auto"/>
+        </w:rPr>
+        <w:t>RESUME_TEXT_EMPTY</w:t>
+      </w:r>
+      <w:r>
+        <w:rPr>
+          <w:rFonts w:hint="eastAsia"/>
+          <w:b w:val="0"/>
+          <w:bCs w:val="0"/>
+          <w:sz w:val="21"/>
+          <w:szCs w:val="21"/>
+        </w:rPr>
+        <w:t>（无法得到正文）。</w:t>
+      </w:r>
+    </w:p>
+    <w:p>
+      <w:pPr>
+        <w:keepNext w:val="0"/>
+        <w:keepLines w:val="0"/>
+        <w:pageBreakBefore w:val="0"/>
+        <w:kinsoku/>
+        <w:wordWrap/>
+        <w:overflowPunct/>
+        <w:topLinePunct w:val="0"/>
+        <w:autoSpaceDE/>
+        <w:autoSpaceDN/>
+        <w:bidi w:val="0"/>
+        <w:adjustRightInd/>
+        <w:snapToGrid/>
+        <w:spacing w:after="120" w:line="360" w:lineRule="exact"/>
+        <w:jc w:val="left"/>
+        <w:textAlignment w:val="auto"/>
+        <w:rPr>
+          <w:b w:val="0"/>
+          <w:bCs w:val="0"/>
+          <w:sz w:val="21"/>
+          <w:szCs w:val="21"/>
+        </w:rPr>
+      </w:pPr>
+      <w:r>
+        <w:rPr>
           <w:b w:val="0"/>
           <w:bCs w:val="0"/>
           <w:sz w:val="21"/>
@@ -42949,7 +43432,59 @@
           <w:sz w:val="21"/>
           <w:szCs w:val="21"/>
         </w:rPr>
-        <w:t>学生画像创建与查询。</w:t>
+        <w:t>学生画像创建与查询</w:t>
+      </w:r>
+      <w:r>
+        <w:rPr>
+          <w:rFonts w:hint="eastAsia"/>
+          <w:b w:val="0"/>
+          <w:bCs w:val="0"/>
+          <w:sz w:val="21"/>
+          <w:szCs w:val="21"/>
+        </w:rPr>
+        <w:t>（简历文本解析+图片/扫描PDF多模态解析，见</w:t>
+      </w:r>
+      <w:r>
+        <w:rPr>
+          <w:rFonts w:hint="eastAsia"/>
+          <w:b w:val="0"/>
+          <w:bCs w:val="0"/>
+          <w:sz w:val="21"/>
+          <w:szCs w:val="21"/>
+          <w:lang w:val="en-US" w:eastAsia="zh-CN"/>
+        </w:rPr>
+        <w:tab/>
+      </w:r>
+      <w:r>
+        <w:rPr>
+          <w:rFonts w:hint="eastAsia" w:ascii="Courier New" w:hAnsi="Courier New" w:eastAsia="Courier New" w:cs="Courier New"/>
+          <w:b w:val="0"/>
+          <w:bCs w:val="0"/>
+          <w:color w:val="auto"/>
+          <w:sz w:val="21"/>
+          <w:szCs w:val="21"/>
+          <w:shd w:val="clear" w:color="auto"/>
+        </w:rPr>
+        <w:t>profile.resume-parser/profile.resume-vision</w:t>
+      </w:r>
+      <w:r>
+        <w:rPr>
+          <w:rFonts w:hint="eastAsia"/>
+          <w:b w:val="0"/>
+          <w:bCs w:val="0"/>
+          <w:sz w:val="21"/>
+          <w:szCs w:val="21"/>
+        </w:rPr>
+        <w:t>）</w:t>
+      </w:r>
+      <w:r>
+        <w:rPr>
+          <w:b w:val="0"/>
+          <w:bCs w:val="0"/>
+          <w:sz w:val="21"/>
+          <w:szCs w:val="21"/>
+        </w:rPr>
+        <w:t>。</w:t>
       </w:r>
     </w:p>
     <w:p>
@@ -48035,32 +48570,8 @@
           <w:lang w:eastAsia="zh-CN"/>
         </w:rPr>
       </w:pPr>
-    </w:p>
-    <w:p>
-      <w:pPr>
-        <w:keepNext w:val="0"/>
-        <w:keepLines w:val="0"/>
-        <w:pageBreakBefore w:val="0"/>
-        <w:kinsoku/>
-        <w:wordWrap/>
-        <w:overflowPunct/>
-        <w:topLinePunct w:val="0"/>
-        <w:autoSpaceDE/>
-        <w:autoSpaceDN/>
-        <w:bidi w:val="0"/>
-        <w:adjustRightInd/>
-        <w:snapToGrid/>
-        <w:spacing w:after="200" w:line="360" w:lineRule="exact"/>
-        <w:textAlignment w:val="auto"/>
-        <w:rPr>
-          <w:rFonts w:hint="eastAsia" w:eastAsiaTheme="minorEastAsia"/>
-          <w:b w:val="0"/>
-          <w:bCs w:val="0"/>
-          <w:sz w:val="21"/>
-          <w:szCs w:val="21"/>
-          <w:lang w:eastAsia="zh-CN"/>
-        </w:rPr>
-      </w:pPr>
+      <w:bookmarkStart w:id="0" w:name="_GoBack"/>
+      <w:bookmarkEnd w:id="0"/>
     </w:p>
     <w:p>
       <w:pPr>
